--- a/DAEN459F26/Syllabus DAEN 459 - Fall 2026.docx
+++ b/DAEN459F26/Syllabus DAEN 459 - Fall 2026.docx
@@ -635,11 +635,82 @@
     </w:p>
     <w:p/>
     <w:p>
-      <w:r>
-        <w:t>Pedagogical Model</w:t>
-      </w:r>
-      <w:r>
-        <w:t>:</w:t>
+      <w:pPr>
+        <w:pStyle w:val="Heading3"/>
+      </w:pPr>
+      <w:r>
+        <w:t>Course Prerequisites</w:t>
+      </w:r>
+      <w:r>
+        <w:tab/>
+      </w:r>
+      <w:r>
+        <w:tab/>
+      </w:r>
+      <w:r>
+        <w:tab/>
+      </w:r>
+      <w:r>
+        <w:t>Course Corequisites</w:t>
+      </w:r>
+      <w:r>
+        <w:tab/>
+      </w:r>
+      <w:r>
+        <w:tab/>
+      </w:r>
+      <w:r>
+        <w:tab/>
+        <w:t>Special Course Designation</w:t>
+      </w:r>
+    </w:p>
+    <w:p>
+      <w:r>
+        <w:t>Grade of C or better in DAEN 301</w:t>
+      </w:r>
+      <w:r>
+        <w:tab/>
+      </w:r>
+      <w:r>
+        <w:tab/>
+      </w:r>
+      <w:r>
+        <w:t>DAEN 400, DAEN 427, and DAEN 429</w:t>
+      </w:r>
+      <w:r>
+        <w:tab/>
+        <w:t>None</w:t>
+      </w:r>
+    </w:p>
+    <w:p/>
+    <w:p>
+      <w:pPr>
+        <w:pStyle w:val="Heading3"/>
+      </w:pPr>
+      <w:r>
+        <w:t>Course Expectations</w:t>
+      </w:r>
+    </w:p>
+    <w:p>
+      <w:pPr>
+        <w:rPr>
+          <w:b/>
+          <w:bCs/>
+        </w:rPr>
+      </w:pPr>
+      <w:r>
+        <w:rPr>
+          <w:b/>
+          <w:bCs/>
+        </w:rPr>
+        <w:t>Capstone Educational</w:t>
+      </w:r>
+      <w:r>
+        <w:rPr>
+          <w:b/>
+          <w:bCs/>
+        </w:rPr>
+        <w:t xml:space="preserve"> Model:</w:t>
       </w:r>
     </w:p>
     <w:tbl>
@@ -667,7 +738,13 @@
           </w:tcPr>
           <w:p>
             <w:r>
-              <w:t>Semester 1 = "Design and De-risk"</w:t>
+              <w:t>Semester 1 = "Design</w:t>
+            </w:r>
+            <w:r>
+              <w:t xml:space="preserve"> / Explorer</w:t>
+            </w:r>
+            <w:r>
+              <w:t>"</w:t>
             </w:r>
           </w:p>
         </w:tc>
@@ -677,7 +754,13 @@
           </w:tcPr>
           <w:p>
             <w:r>
-              <w:t>Semester 2 = “Build and Deploy”</w:t>
+              <w:t xml:space="preserve">Semester 2 = “Build </w:t>
+            </w:r>
+            <w:r>
+              <w:t xml:space="preserve">/ </w:t>
+            </w:r>
+            <w:r>
+              <w:t>Deploy”</w:t>
             </w:r>
           </w:p>
         </w:tc>
@@ -846,63 +929,6 @@
       </w:tr>
     </w:tbl>
     <w:p/>
-    <w:p>
-      <w:pPr>
-        <w:pStyle w:val="Heading3"/>
-      </w:pPr>
-      <w:r>
-        <w:t>Course Prerequisites</w:t>
-      </w:r>
-      <w:r>
-        <w:tab/>
-      </w:r>
-      <w:r>
-        <w:tab/>
-      </w:r>
-      <w:r>
-        <w:tab/>
-      </w:r>
-      <w:r>
-        <w:t>Course Corequisites</w:t>
-      </w:r>
-      <w:r>
-        <w:tab/>
-      </w:r>
-      <w:r>
-        <w:tab/>
-      </w:r>
-      <w:r>
-        <w:tab/>
-        <w:t>Special Course Designation</w:t>
-      </w:r>
-    </w:p>
-    <w:p>
-      <w:r>
-        <w:t>Grade of C or better in DAEN 301</w:t>
-      </w:r>
-      <w:r>
-        <w:tab/>
-      </w:r>
-      <w:r>
-        <w:tab/>
-      </w:r>
-      <w:r>
-        <w:t>DAEN 400, DAEN 427, and DAEN 429</w:t>
-      </w:r>
-      <w:r>
-        <w:tab/>
-        <w:t>None</w:t>
-      </w:r>
-    </w:p>
-    <w:p/>
-    <w:p>
-      <w:pPr>
-        <w:pStyle w:val="Heading3"/>
-      </w:pPr>
-      <w:r>
-        <w:t>Course Expectations</w:t>
-      </w:r>
-    </w:p>
     <w:p>
       <w:r>
         <w:t xml:space="preserve">As a data engineering student, you are expected to apply the skills and knowledge developed throughout your academic career toward the planning and development of a substantial, real-world data-centric project. </w:t>
@@ -6016,15 +6042,7 @@
     <w:p/>
     <w:p>
       <w:r>
-        <w:t xml:space="preserve">“Texas A&amp;M University students are responsible for authenticating all work submitted to an instructor. If asked, students must be able to produce proof that the item submitted is indeed the work of that student. Students must </w:t>
-      </w:r>
-      <w:proofErr w:type="gramStart"/>
-      <w:r>
-        <w:t>keep appropriate records at all times</w:t>
-      </w:r>
-      <w:proofErr w:type="gramEnd"/>
-      <w:r>
-        <w:t>. The inability to authenticate one’s work, should the instructor request it, may be sufficient grounds to initiate an academic misconduct case” (</w:t>
+        <w:t>“Texas A&amp;M University students are responsible for authenticating all work submitted to an instructor. If asked, students must be able to produce proof that the item submitted is indeed the work of that student. Students must keep appropriate records at all times. The inability to authenticate one’s work, should the instructor request it, may be sufficient grounds to initiate an academic misconduct case” (</w:t>
       </w:r>
       <w:hyperlink r:id="rId27" w:history="1">
         <w:r>
@@ -7143,21 +7161,7 @@
         <w:rPr>
           <w:u w:val="single"/>
         </w:rPr>
-        <w:t xml:space="preserve">will </w:t>
-      </w:r>
-      <w:proofErr w:type="gramStart"/>
-      <w:r>
-        <w:rPr>
-          <w:u w:val="single"/>
-        </w:rPr>
-        <w:t>actually read</w:t>
-      </w:r>
-      <w:proofErr w:type="gramEnd"/>
-      <w:r>
-        <w:rPr>
-          <w:u w:val="single"/>
-        </w:rPr>
-        <w:t xml:space="preserve"> it</w:t>
+        <w:t>will actually read it</w:t>
       </w:r>
       <w:r>
         <w:t>.</w:t>

--- a/DAEN459F26/Syllabus DAEN 459 - Fall 2026.docx
+++ b/DAEN459F26/Syllabus DAEN 459 - Fall 2026.docx
@@ -1,6 +1,6 @@
 
 <file path=word/document.xml><?xml version="1.0" encoding="utf-8"?>
-<w:document xmlns:wpc="http://schemas.microsoft.com/office/word/2010/wordprocessingCanvas" xmlns:cx="http://schemas.microsoft.com/office/drawing/2014/chartex" xmlns:cx1="http://schemas.microsoft.com/office/drawing/2015/9/8/chartex" xmlns:cx2="http://schemas.microsoft.com/office/drawing/2015/10/21/chartex" xmlns:cx3="http://schemas.microsoft.com/office/drawing/2016/5/9/chartex" xmlns:cx4="http://schemas.microsoft.com/office/drawing/2016/5/10/chartex" xmlns:cx5="http://schemas.microsoft.com/office/drawing/2016/5/11/chartex" xmlns:cx6="http://schemas.microsoft.com/office/drawing/2016/5/12/chartex" xmlns:cx7="http://schemas.microsoft.com/office/drawing/2016/5/13/chartex" xmlns:cx8="http://schemas.microsoft.com/office/drawing/2016/5/14/chartex" xmlns:mc="http://schemas.openxmlformats.org/markup-compatibility/2006" xmlns:aink="http://schemas.microsoft.com/office/drawing/2016/ink" xmlns:am3d="http://schemas.microsoft.com/office/drawing/2017/model3d" xmlns:o="urn:schemas-microsoft-com:office:office" xmlns:oel="http://schemas.microsoft.com/office/2019/extlst" xmlns:r="http://schemas.openxmlformats.org/officeDocument/2006/relationships" xmlns:m="http://schemas.openxmlformats.org/officeDocument/2006/math" xmlns:v="urn:schemas-microsoft-com:vml" xmlns:wp14="http://schemas.microsoft.com/office/word/2010/wordprocessingDrawing" xmlns:wp="http://schemas.openxmlformats.org/drawingml/2006/wordprocessingDrawing" xmlns:w10="urn:schemas-microsoft-com:office:word" xmlns:w="http://schemas.openxmlformats.org/wordprocessingml/2006/main" xmlns:w14="http://schemas.microsoft.com/office/word/2010/wordml" xmlns:w15="http://schemas.microsoft.com/office/word/2012/wordml" xmlns:w16cex="http://schemas.microsoft.com/office/word/2018/wordml/cex" xmlns:w16cid="http://schemas.microsoft.com/office/word/2016/wordml/cid" xmlns:w16="http://schemas.microsoft.com/office/word/2018/wordml" xmlns:w16du="http://schemas.microsoft.com/office/word/2023/wordml/word16du" xmlns:w16sdtdh="http://schemas.microsoft.com/office/word/2020/wordml/sdtdatahash" xmlns:w16sdtfl="http://schemas.microsoft.com/office/word/2024/wordml/sdtformatlock" xmlns:w16se="http://schemas.microsoft.com/office/word/2015/wordml/symex" xmlns:wpg="http://schemas.microsoft.com/office/word/2010/wordprocessingGroup" xmlns:wpi="http://schemas.microsoft.com/office/word/2010/wordprocessingInk" xmlns:wne="http://schemas.microsoft.com/office/word/2006/wordml" xmlns:wps="http://schemas.microsoft.com/office/word/2010/wordprocessingShape" mc:Ignorable="w14 w15 w16se w16cid w16 w16cex w16sdtdh w16sdtfl w16du wp14">
+<w:document xmlns:wpc="http://schemas.microsoft.com/office/word/2010/wordprocessingCanvas" xmlns:cx="http://schemas.microsoft.com/office/drawing/2014/chartex" xmlns:cx1="http://schemas.microsoft.com/office/drawing/2015/9/8/chartex" xmlns:cx2="http://schemas.microsoft.com/office/drawing/2015/10/21/chartex" xmlns:cx3="http://schemas.microsoft.com/office/drawing/2016/5/9/chartex" xmlns:cx4="http://schemas.microsoft.com/office/drawing/2016/5/10/chartex" xmlns:cx5="http://schemas.microsoft.com/office/drawing/2016/5/11/chartex" xmlns:cx6="http://schemas.microsoft.com/office/drawing/2016/5/12/chartex" xmlns:cx7="http://schemas.microsoft.com/office/drawing/2016/5/13/chartex" xmlns:cx8="http://schemas.microsoft.com/office/drawing/2016/5/14/chartex" xmlns:mc="http://schemas.openxmlformats.org/markup-compatibility/2006" xmlns:m="http://schemas.openxmlformats.org/officeDocument/2006/math" xmlns:aink="http://schemas.microsoft.com/office/drawing/2016/ink" xmlns:am3d="http://schemas.microsoft.com/office/drawing/2017/model3d" xmlns:oel="http://schemas.microsoft.com/office/2019/extlst" xmlns:r="http://schemas.openxmlformats.org/officeDocument/2006/relationships" xmlns:wp14="http://schemas.microsoft.com/office/word/2010/wordprocessingDrawing" xmlns:wp="http://schemas.openxmlformats.org/drawingml/2006/wordprocessingDrawing" xmlns:wpg="http://schemas.microsoft.com/office/word/2010/wordprocessingGroup" xmlns:wpi="http://schemas.microsoft.com/office/word/2010/wordprocessingInk" xmlns:wps="http://schemas.microsoft.com/office/word/2010/wordprocessingShape" xmlns:o="urn:schemas-microsoft-com:office:office" xmlns:v="urn:schemas-microsoft-com:vml" xmlns:w10="urn:schemas-microsoft-com:office:word" xmlns:w="http://schemas.openxmlformats.org/wordprocessingml/2006/main" xmlns:w14="http://schemas.microsoft.com/office/word/2010/wordml" xmlns:w15="http://schemas.microsoft.com/office/word/2012/wordml" xmlns:w16cei="http://schemas.microsoft.com/office/word/2026/wordml/cei" xmlns:w16cex="http://schemas.microsoft.com/office/word/2018/wordml/cex" xmlns:w16cid="http://schemas.microsoft.com/office/word/2016/wordml/cid" xmlns:w16="http://schemas.microsoft.com/office/word/2018/wordml" xmlns:w16sdtdh="http://schemas.microsoft.com/office/word/2020/wordml/sdtdatahash" xmlns:w16sdtfl="http://schemas.microsoft.com/office/word/2024/wordml/sdtformatlock" xmlns:w16se="http://schemas.microsoft.com/office/word/2015/wordml/symex" xmlns:w16du="http://schemas.microsoft.com/office/word/2023/wordml/word16du" xmlns:wne="http://schemas.microsoft.com/office/word/2006/wordml" mc:Ignorable="w14 w15 w16se w16cid w16 w16cex w16sdtdh w16sdtfl w16du wp14">
   <w:body>
     <w:p>
       <w:pPr>
@@ -635,82 +635,11 @@
     </w:p>
     <w:p/>
     <w:p>
-      <w:pPr>
-        <w:pStyle w:val="Heading3"/>
-      </w:pPr>
-      <w:r>
-        <w:t>Course Prerequisites</w:t>
-      </w:r>
-      <w:r>
-        <w:tab/>
-      </w:r>
-      <w:r>
-        <w:tab/>
-      </w:r>
-      <w:r>
-        <w:tab/>
-      </w:r>
-      <w:r>
-        <w:t>Course Corequisites</w:t>
-      </w:r>
-      <w:r>
-        <w:tab/>
-      </w:r>
-      <w:r>
-        <w:tab/>
-      </w:r>
-      <w:r>
-        <w:tab/>
-        <w:t>Special Course Designation</w:t>
-      </w:r>
-    </w:p>
-    <w:p>
-      <w:r>
-        <w:t>Grade of C or better in DAEN 301</w:t>
-      </w:r>
-      <w:r>
-        <w:tab/>
-      </w:r>
-      <w:r>
-        <w:tab/>
-      </w:r>
-      <w:r>
-        <w:t>DAEN 400, DAEN 427, and DAEN 429</w:t>
-      </w:r>
-      <w:r>
-        <w:tab/>
-        <w:t>None</w:t>
-      </w:r>
-    </w:p>
-    <w:p/>
-    <w:p>
-      <w:pPr>
-        <w:pStyle w:val="Heading3"/>
-      </w:pPr>
-      <w:r>
-        <w:t>Course Expectations</w:t>
-      </w:r>
-    </w:p>
-    <w:p>
-      <w:pPr>
-        <w:rPr>
-          <w:b/>
-          <w:bCs/>
-        </w:rPr>
-      </w:pPr>
-      <w:r>
-        <w:rPr>
-          <w:b/>
-          <w:bCs/>
-        </w:rPr>
-        <w:t>Capstone Educational</w:t>
-      </w:r>
-      <w:r>
-        <w:rPr>
-          <w:b/>
-          <w:bCs/>
-        </w:rPr>
-        <w:t xml:space="preserve"> Model:</w:t>
+      <w:r>
+        <w:t>Pedagogical Model</w:t>
+      </w:r>
+      <w:r>
+        <w:t>:</w:t>
       </w:r>
     </w:p>
     <w:tbl>
@@ -738,13 +667,7 @@
           </w:tcPr>
           <w:p>
             <w:r>
-              <w:t>Semester 1 = "Design</w:t>
-            </w:r>
-            <w:r>
-              <w:t xml:space="preserve"> / Explorer</w:t>
-            </w:r>
-            <w:r>
-              <w:t>"</w:t>
+              <w:t>Semester 1 = "Design and De-risk"</w:t>
             </w:r>
           </w:p>
         </w:tc>
@@ -754,13 +677,7 @@
           </w:tcPr>
           <w:p>
             <w:r>
-              <w:t xml:space="preserve">Semester 2 = “Build </w:t>
-            </w:r>
-            <w:r>
-              <w:t xml:space="preserve">/ </w:t>
-            </w:r>
-            <w:r>
-              <w:t>Deploy”</w:t>
+              <w:t>Semester 2 = “Build and Deploy”</w:t>
             </w:r>
           </w:p>
         </w:tc>
@@ -929,6 +846,63 @@
       </w:tr>
     </w:tbl>
     <w:p/>
+    <w:p>
+      <w:pPr>
+        <w:pStyle w:val="Heading3"/>
+      </w:pPr>
+      <w:r>
+        <w:t>Course Prerequisites</w:t>
+      </w:r>
+      <w:r>
+        <w:tab/>
+      </w:r>
+      <w:r>
+        <w:tab/>
+      </w:r>
+      <w:r>
+        <w:tab/>
+      </w:r>
+      <w:r>
+        <w:t>Course Corequisites</w:t>
+      </w:r>
+      <w:r>
+        <w:tab/>
+      </w:r>
+      <w:r>
+        <w:tab/>
+      </w:r>
+      <w:r>
+        <w:tab/>
+        <w:t>Special Course Designation</w:t>
+      </w:r>
+    </w:p>
+    <w:p>
+      <w:r>
+        <w:t>Grade of C or better in DAEN 301</w:t>
+      </w:r>
+      <w:r>
+        <w:tab/>
+      </w:r>
+      <w:r>
+        <w:tab/>
+      </w:r>
+      <w:r>
+        <w:t>DAEN 400, DAEN 427, and DAEN 429</w:t>
+      </w:r>
+      <w:r>
+        <w:tab/>
+        <w:t>None</w:t>
+      </w:r>
+    </w:p>
+    <w:p/>
+    <w:p>
+      <w:pPr>
+        <w:pStyle w:val="Heading3"/>
+      </w:pPr>
+      <w:r>
+        <w:t>Course Expectations</w:t>
+      </w:r>
+    </w:p>
     <w:p>
       <w:r>
         <w:t xml:space="preserve">As a data engineering student, you are expected to apply the skills and knowledge developed throughout your academic career toward the planning and development of a substantial, real-world data-centric project. </w:t>
@@ -3922,6 +3896,7 @@
       </w:r>
     </w:p>
     <w:p/>
+    <w:p/>
     <w:p>
       <w:pPr>
         <w:rPr>
@@ -3934,6 +3909,7 @@
           <w:b/>
           <w:bCs/>
         </w:rPr>
+        <w:lastRenderedPageBreak/>
         <w:t>7</w:t>
       </w:r>
       <w:r>
@@ -3953,7 +3929,6 @@
     </w:p>
     <w:p>
       <w:r>
-        <w:lastRenderedPageBreak/>
         <w:t>Topics:</w:t>
       </w:r>
     </w:p>
@@ -5061,6 +5036,23 @@
           <w:docGrid w:linePitch="360"/>
         </w:sectPr>
       </w:pPr>
+    </w:p>
+    <w:p>
+      <w:pPr>
+        <w:spacing w:after="160" w:line="259" w:lineRule="auto"/>
+        <w:jc w:val="left"/>
+        <w:rPr>
+          <w:b/>
+          <w:bCs/>
+        </w:rPr>
+      </w:pPr>
+      <w:r>
+        <w:rPr>
+          <w:b/>
+          <w:bCs/>
+        </w:rPr>
+        <w:br w:type="page"/>
+      </w:r>
     </w:p>
     <w:p>
       <w:pPr>
@@ -5116,7 +5108,29 @@
             <w:sz w:val="20"/>
             <w:szCs w:val="20"/>
           </w:rPr>
-          <w:t>https://registrar.tamu.edu/Academic-Calendar</w:t>
+          <w:t>https://registrar.tamu.edu/A</w:t>
+        </w:r>
+        <w:r>
+          <w:rPr>
+            <w:rStyle w:val="Hyperlink"/>
+            <w:rFonts w:ascii="Calibri" w:eastAsiaTheme="minorHAnsi" w:hAnsi="Calibri" w:cs="Calibri"/>
+            <w:i w:val="0"/>
+            <w:iCs w:val="0"/>
+            <w:sz w:val="20"/>
+            <w:szCs w:val="20"/>
+          </w:rPr>
+          <w:t>c</w:t>
+        </w:r>
+        <w:r>
+          <w:rPr>
+            <w:rStyle w:val="Hyperlink"/>
+            <w:rFonts w:ascii="Calibri" w:eastAsiaTheme="minorHAnsi" w:hAnsi="Calibri" w:cs="Calibri"/>
+            <w:i w:val="0"/>
+            <w:iCs w:val="0"/>
+            <w:sz w:val="20"/>
+            <w:szCs w:val="20"/>
+          </w:rPr>
+          <w:t>ademic-Calendar</w:t>
         </w:r>
       </w:hyperlink>
       <w:r>
@@ -5168,7 +5182,14 @@
                 <w:rFonts w:eastAsia="Garamond" w:cstheme="minorHAnsi"/>
                 <w:color w:val="000000"/>
               </w:rPr>
-              <w:t>• Aug 25</w:t>
+              <w:t>• Aug 2</w:t>
+            </w:r>
+            <w:r>
+              <w:rPr>
+                <w:rFonts w:eastAsia="Garamond" w:cstheme="minorHAnsi"/>
+                <w:color w:val="000000"/>
+              </w:rPr>
+              <w:t>4</w:t>
             </w:r>
           </w:p>
         </w:tc>
@@ -5229,7 +5250,16 @@
                 <w:bCs/>
                 <w:color w:val="000000"/>
               </w:rPr>
-              <w:t>Nov 26</w:t>
+              <w:t>Nov 2</w:t>
+            </w:r>
+            <w:r>
+              <w:rPr>
+                <w:rFonts w:eastAsia="Garamond" w:cstheme="minorHAnsi"/>
+                <w:b/>
+                <w:bCs/>
+                <w:color w:val="000000"/>
+              </w:rPr>
+              <w:t>5</w:t>
             </w:r>
           </w:p>
         </w:tc>
@@ -5290,8 +5320,14 @@
                 <w:rFonts w:eastAsia="Garamond" w:cstheme="minorHAnsi"/>
                 <w:color w:val="000000"/>
               </w:rPr>
-              <w:lastRenderedPageBreak/>
-              <w:t>• Aug 29</w:t>
+              <w:t>• Aug 2</w:t>
+            </w:r>
+            <w:r>
+              <w:rPr>
+                <w:rFonts w:eastAsia="Garamond" w:cstheme="minorHAnsi"/>
+                <w:color w:val="000000"/>
+              </w:rPr>
+              <w:t>8</w:t>
             </w:r>
           </w:p>
         </w:tc>
@@ -5352,7 +5388,34 @@
                 <w:bCs/>
                 <w:color w:val="000000"/>
               </w:rPr>
-              <w:t>Nov 27-28</w:t>
+              <w:t>Nov 2</w:t>
+            </w:r>
+            <w:r>
+              <w:rPr>
+                <w:rFonts w:eastAsia="Garamond" w:cstheme="minorHAnsi"/>
+                <w:b/>
+                <w:bCs/>
+                <w:color w:val="000000"/>
+              </w:rPr>
+              <w:t>6</w:t>
+            </w:r>
+            <w:r>
+              <w:rPr>
+                <w:rFonts w:eastAsia="Garamond" w:cstheme="minorHAnsi"/>
+                <w:b/>
+                <w:bCs/>
+                <w:color w:val="000000"/>
+              </w:rPr>
+              <w:t>-2</w:t>
+            </w:r>
+            <w:r>
+              <w:rPr>
+                <w:rFonts w:eastAsia="Garamond" w:cstheme="minorHAnsi"/>
+                <w:b/>
+                <w:bCs/>
+                <w:color w:val="000000"/>
+              </w:rPr>
+              <w:t>7</w:t>
             </w:r>
           </w:p>
         </w:tc>
@@ -5422,7 +5485,16 @@
                 <w:bCs/>
                 <w:color w:val="000000"/>
               </w:rPr>
-              <w:t>Sep 1</w:t>
+              <w:t xml:space="preserve">Sep </w:t>
+            </w:r>
+            <w:r>
+              <w:rPr>
+                <w:rFonts w:eastAsia="Garamond" w:cstheme="minorHAnsi"/>
+                <w:b/>
+                <w:bCs/>
+                <w:color w:val="000000"/>
+              </w:rPr>
+              <w:t>7</w:t>
             </w:r>
           </w:p>
         </w:tc>
@@ -5445,6 +5517,7 @@
                 <w:color w:val="000000"/>
               </w:rPr>
             </w:pPr>
+            <w:proofErr w:type="gramStart"/>
             <w:r>
               <w:rPr>
                 <w:rFonts w:eastAsia="Garamond" w:cstheme="minorHAnsi"/>
@@ -5452,7 +5525,35 @@
                 <w:bCs/>
                 <w:color w:val="000000"/>
               </w:rPr>
-              <w:t>Labor day, no classes</w:t>
+              <w:t xml:space="preserve">Labor </w:t>
+            </w:r>
+            <w:r>
+              <w:rPr>
+                <w:rFonts w:eastAsia="Garamond" w:cstheme="minorHAnsi"/>
+                <w:b/>
+                <w:bCs/>
+                <w:color w:val="000000"/>
+              </w:rPr>
+              <w:t>d</w:t>
+            </w:r>
+            <w:r>
+              <w:rPr>
+                <w:rFonts w:eastAsia="Garamond" w:cstheme="minorHAnsi"/>
+                <w:b/>
+                <w:bCs/>
+                <w:color w:val="000000"/>
+              </w:rPr>
+              <w:t>ay</w:t>
+            </w:r>
+            <w:proofErr w:type="gramEnd"/>
+            <w:r>
+              <w:rPr>
+                <w:rFonts w:eastAsia="Garamond" w:cstheme="minorHAnsi"/>
+                <w:b/>
+                <w:bCs/>
+                <w:color w:val="000000"/>
+              </w:rPr>
+              <w:t>, no classes</w:t>
             </w:r>
           </w:p>
         </w:tc>
@@ -5478,7 +5579,14 @@
                 <w:rFonts w:eastAsia="Garamond" w:cstheme="minorHAnsi"/>
                 <w:color w:val="000000"/>
               </w:rPr>
-              <w:t>• Dec 8</w:t>
+              <w:t xml:space="preserve">• Dec </w:t>
+            </w:r>
+            <w:r>
+              <w:rPr>
+                <w:rFonts w:eastAsia="Garamond" w:cstheme="minorHAnsi"/>
+                <w:color w:val="000000"/>
+              </w:rPr>
+              <w:t>3</w:t>
             </w:r>
           </w:p>
         </w:tc>
@@ -5535,16 +5643,7 @@
                 <w:rFonts w:eastAsia="Garamond" w:cstheme="minorHAnsi"/>
                 <w:color w:val="000000"/>
               </w:rPr>
-              <w:t xml:space="preserve">• </w:t>
-            </w:r>
-            <w:r>
-              <w:rPr>
-                <w:rFonts w:eastAsia="Garamond" w:cstheme="minorHAnsi"/>
-                <w:b/>
-                <w:bCs/>
-                <w:color w:val="000000"/>
-              </w:rPr>
-              <w:t>Oct 13-14</w:t>
+              <w:t>• Nov 16</w:t>
             </w:r>
           </w:p>
         </w:tc>
@@ -5574,7 +5673,7 @@
                 <w:bCs/>
                 <w:color w:val="000000"/>
               </w:rPr>
-              <w:t>Fall break, no classes</w:t>
+              <w:t>Last day to Q-drop or to withdraw (by 5 PM)</w:t>
             </w:r>
           </w:p>
         </w:tc>
@@ -5609,7 +5708,16 @@
                 <w:bCs/>
                 <w:color w:val="000000"/>
               </w:rPr>
-              <w:t>Dec 9-10</w:t>
+              <w:t xml:space="preserve">Dec </w:t>
+            </w:r>
+            <w:r>
+              <w:rPr>
+                <w:rFonts w:eastAsia="Garamond" w:cstheme="minorHAnsi"/>
+                <w:b/>
+                <w:bCs/>
+                <w:color w:val="000000"/>
+              </w:rPr>
+              <w:t>4</w:t>
             </w:r>
           </w:p>
         </w:tc>
@@ -5639,7 +5747,7 @@
                 <w:bCs/>
                 <w:color w:val="000000"/>
               </w:rPr>
-              <w:t>Reading days, no classes</w:t>
+              <w:t>Reading day, no classes</w:t>
             </w:r>
           </w:p>
         </w:tc>
@@ -5665,13 +5773,6 @@
                 <w:color w:val="000000"/>
               </w:rPr>
             </w:pPr>
-            <w:r>
-              <w:rPr>
-                <w:rFonts w:eastAsia="Garamond" w:cstheme="minorHAnsi"/>
-                <w:color w:val="000000"/>
-              </w:rPr>
-              <w:t>• Nov 19</w:t>
-            </w:r>
           </w:p>
         </w:tc>
         <w:tc>
@@ -5691,13 +5792,6 @@
                 <w:color w:val="000000"/>
               </w:rPr>
             </w:pPr>
-            <w:r>
-              <w:rPr>
-                <w:rFonts w:eastAsia="Garamond" w:cstheme="minorHAnsi"/>
-                <w:color w:val="000000"/>
-              </w:rPr>
-              <w:t>Last day to Q-drop or to withdraw (by 5 PM)</w:t>
-            </w:r>
           </w:p>
         </w:tc>
         <w:tc>
@@ -5722,7 +5816,28 @@
                 <w:rFonts w:eastAsia="Garamond" w:cstheme="minorHAnsi"/>
                 <w:color w:val="000000"/>
               </w:rPr>
-              <w:t>• Dec 11-16</w:t>
+              <w:t xml:space="preserve">• Dec </w:t>
+            </w:r>
+            <w:r>
+              <w:rPr>
+                <w:rFonts w:eastAsia="Garamond" w:cstheme="minorHAnsi"/>
+                <w:color w:val="000000"/>
+              </w:rPr>
+              <w:t>7</w:t>
+            </w:r>
+            <w:r>
+              <w:rPr>
+                <w:rFonts w:eastAsia="Garamond" w:cstheme="minorHAnsi"/>
+                <w:color w:val="000000"/>
+              </w:rPr>
+              <w:t>-1</w:t>
+            </w:r>
+            <w:r>
+              <w:rPr>
+                <w:rFonts w:eastAsia="Garamond" w:cstheme="minorHAnsi"/>
+                <w:color w:val="000000"/>
+              </w:rPr>
+              <w:t>0</w:t>
             </w:r>
           </w:p>
         </w:tc>
@@ -5893,6 +6008,59 @@
       <w:r>
         <w:t xml:space="preserve"> in its entirety for information about excused absences, including definitions, and related documentation and timelines.</w:t>
       </w:r>
+      <w:r>
+        <w:t xml:space="preserve"> </w:t>
+      </w:r>
+      <w:r>
+        <w:rPr>
+          <w:b/>
+          <w:bCs/>
+          <w:highlight w:val="yellow"/>
+        </w:rPr>
+        <w:t>Note:</w:t>
+      </w:r>
+      <w:r>
+        <w:rPr>
+          <w:highlight w:val="yellow"/>
+        </w:rPr>
+        <w:t xml:space="preserve"> </w:t>
+      </w:r>
+      <w:r>
+        <w:rPr>
+          <w:highlight w:val="yellow"/>
+        </w:rPr>
+        <w:t xml:space="preserve">If the student is absent for any reason, excused or unexcused, for an unreasonable amount of time during the semester, whether consecutive or cumulative, and those absences substantially prevent the student from completing required course activities that depend on in-person or synchronous attendance (e.g., laboratories, discussion sections, clinicals, studios, or other participation-based instructional activities) the student may receive a </w:t>
+      </w:r>
+      <w:r>
+        <w:rPr>
+          <w:b/>
+          <w:bCs/>
+          <w:highlight w:val="yellow"/>
+        </w:rPr>
+        <w:t>grade of F for the course</w:t>
+      </w:r>
+      <w:r>
+        <w:rPr>
+          <w:highlight w:val="yellow"/>
+        </w:rPr>
+        <w:t xml:space="preserve">. </w:t>
+      </w:r>
+      <w:r>
+        <w:rPr>
+          <w:b/>
+          <w:bCs/>
+          <w:highlight w:val="yellow"/>
+        </w:rPr>
+        <w:t>Total absences that exceed 20% of scheduled class meetings or required instructional activities are considered unreasonable</w:t>
+      </w:r>
+      <w:r>
+        <w:rPr>
+          <w:b/>
+          <w:bCs/>
+          <w:highlight w:val="yellow"/>
+        </w:rPr>
+        <w:t>.</w:t>
+      </w:r>
     </w:p>
     <w:p/>
     <w:p>
@@ -5944,7 +6112,19 @@
           <w:rPr>
             <w:rStyle w:val="Hyperlink"/>
           </w:rPr>
-          <w:t>Student Rule 7</w:t>
+          <w:t>St</w:t>
+        </w:r>
+        <w:r>
+          <w:rPr>
+            <w:rStyle w:val="Hyperlink"/>
+          </w:rPr>
+          <w:t>u</w:t>
+        </w:r>
+        <w:r>
+          <w:rPr>
+            <w:rStyle w:val="Hyperlink"/>
+          </w:rPr>
+          <w:t>dent Rule 7</w:t>
         </w:r>
       </w:hyperlink>
       <w:r>
@@ -5960,7 +6140,19 @@
           <w:rPr>
             <w:rStyle w:val="Hyperlink"/>
           </w:rPr>
-          <w:t>Student Rule 7, Section 7.4.1</w:t>
+          <w:t>Student R</w:t>
+        </w:r>
+        <w:r>
+          <w:rPr>
+            <w:rStyle w:val="Hyperlink"/>
+          </w:rPr>
+          <w:t>u</w:t>
+        </w:r>
+        <w:r>
+          <w:rPr>
+            <w:rStyle w:val="Hyperlink"/>
+          </w:rPr>
+          <w:t>le 7, Section 7.4.1</w:t>
         </w:r>
       </w:hyperlink>
       <w:r>
@@ -6059,6 +6251,7 @@
     <w:p/>
     <w:p>
       <w:r>
+        <w:lastRenderedPageBreak/>
         <w:t xml:space="preserve">You can learn more about the Aggie Honor System Office Rules and Procedures, academic integrity, and your rights and responsibilities at </w:t>
       </w:r>
       <w:hyperlink r:id="rId28" w:history="1">
@@ -6112,14 +6305,7 @@
         <w:rPr>
           <w:rStyle w:val="Emphasis"/>
         </w:rPr>
-        <w:t xml:space="preserve">). You should credit your use of anyone else's words, graphic images, or ideas using standard citation styles. AI text generators (ChatGPT, Google Bard, </w:t>
-      </w:r>
-      <w:r>
-        <w:rPr>
-          <w:rStyle w:val="Emphasis"/>
-        </w:rPr>
-        <w:lastRenderedPageBreak/>
-        <w:t>etc.) should not be used for any work for this class without explicit permission of the instructor and appropriate attribution. This includes, but is not limited to:</w:t>
+        <w:t>). You should credit your use of anyone else's words, graphic images, or ideas using standard citation styles. AI text generators (ChatGPT, Google Bard, etc.) should not be used for any work for this class without explicit permission of the instructor and appropriate attribution. This includes, but is not limited to:</w:t>
       </w:r>
     </w:p>
     <w:p>
@@ -6434,7 +6620,11 @@
     </w:p>
     <w:p>
       <w:r>
-        <w:t xml:space="preserve">Texas A&amp;M University recognizes that mental health and wellness are critical factors influencing a student’s academic success and overall wellbeing. Students are encouraged to engage in healthy self-care practices by utilizing the resources and services available through </w:t>
+        <w:t xml:space="preserve">Texas A&amp;M University recognizes that mental health and wellness are critical factors influencing a student’s academic success and overall wellbeing. Students are encouraged to engage in healthy self-care practices by utilizing the resources and services </w:t>
+      </w:r>
+      <w:r>
+        <w:lastRenderedPageBreak/>
+        <w:t xml:space="preserve">available through </w:t>
       </w:r>
       <w:hyperlink r:id="rId36" w:tgtFrame="_blank" w:history="1">
         <w:r>
@@ -6492,11 +6682,7 @@
         </w:r>
       </w:hyperlink>
       <w:r>
-        <w:t xml:space="preserve"> as soon as they become aware of the </w:t>
-      </w:r>
-      <w:r>
-        <w:lastRenderedPageBreak/>
-        <w:t>need for accommodation. Depending on the circumstances, accommodations could include extended time to complete assignments or exams, changes in course sequence, or modifications to the physical classroom environment. Texas A&amp;M will also allow a voluntary leave of absence, ensure the availability of lactation space, and maintain grievance procedures to provide for the prompt and equitable resolution of complaints of sex discrimination.</w:t>
+        <w:t xml:space="preserve"> as soon as they become aware of the need for accommodation. Depending on the circumstances, accommodations could include extended time to complete assignments or exams, changes in course sequence, or modifications to the physical classroom environment. Texas A&amp;M will also allow a voluntary leave of absence, ensure the availability of lactation space, and maintain grievance procedures to provide for the prompt and equitable resolution of complaints of sex discrimination.</w:t>
       </w:r>
       <w:r>
         <w:t xml:space="preserve"> </w:t>
@@ -6822,6 +7008,7 @@
         <w:pStyle w:val="Heading4"/>
       </w:pPr>
       <w:r>
+        <w:lastRenderedPageBreak/>
         <w:t>V-model</w:t>
       </w:r>
     </w:p>
@@ -6865,11 +7052,7 @@
         <w:t xml:space="preserve"> team the authority to access necessary resources and tools</w:t>
       </w:r>
       <w:r>
-        <w:t xml:space="preserve">. Once the </w:t>
-      </w:r>
-      <w:r>
-        <w:lastRenderedPageBreak/>
-        <w:t>charter is approved, the Project Management Packet is assembled, detailing schedules, risks, communications, and other operational plans, and ensuring execution stays consistent with the V-model.</w:t>
+        <w:t>. Once the charter is approved, the Project Management Packet is assembled, detailing schedules, risks, communications, and other operational plans, and ensuring execution stays consistent with the V-model.</w:t>
       </w:r>
       <w:r>
         <w:t xml:space="preserve"> </w:t>
@@ -7375,6 +7558,7 @@
           <w:b/>
           <w:bCs/>
         </w:rPr>
+        <w:lastRenderedPageBreak/>
         <w:t>Deliverables</w:t>
       </w:r>
       <w:r>
@@ -7573,7 +7757,6 @@
           <w:b/>
           <w:bCs/>
         </w:rPr>
-        <w:lastRenderedPageBreak/>
         <w:t>Risks &amp; Risk Management Plans</w:t>
       </w:r>
       <w:r>
@@ -7647,7 +7830,7 @@
 </file>
 
 <file path=word/endnotes.xml><?xml version="1.0" encoding="utf-8"?>
-<w:endnotes xmlns:wpc="http://schemas.microsoft.com/office/word/2010/wordprocessingCanvas" xmlns:cx="http://schemas.microsoft.com/office/drawing/2014/chartex" xmlns:cx1="http://schemas.microsoft.com/office/drawing/2015/9/8/chartex" xmlns:cx2="http://schemas.microsoft.com/office/drawing/2015/10/21/chartex" xmlns:cx3="http://schemas.microsoft.com/office/drawing/2016/5/9/chartex" xmlns:cx4="http://schemas.microsoft.com/office/drawing/2016/5/10/chartex" xmlns:cx5="http://schemas.microsoft.com/office/drawing/2016/5/11/chartex" xmlns:cx6="http://schemas.microsoft.com/office/drawing/2016/5/12/chartex" xmlns:cx7="http://schemas.microsoft.com/office/drawing/2016/5/13/chartex" xmlns:cx8="http://schemas.microsoft.com/office/drawing/2016/5/14/chartex" xmlns:mc="http://schemas.openxmlformats.org/markup-compatibility/2006" xmlns:aink="http://schemas.microsoft.com/office/drawing/2016/ink" xmlns:am3d="http://schemas.microsoft.com/office/drawing/2017/model3d" xmlns:o="urn:schemas-microsoft-com:office:office" xmlns:oel="http://schemas.microsoft.com/office/2019/extlst" xmlns:r="http://schemas.openxmlformats.org/officeDocument/2006/relationships" xmlns:m="http://schemas.openxmlformats.org/officeDocument/2006/math" xmlns:v="urn:schemas-microsoft-com:vml" xmlns:wp14="http://schemas.microsoft.com/office/word/2010/wordprocessingDrawing" xmlns:wp="http://schemas.openxmlformats.org/drawingml/2006/wordprocessingDrawing" xmlns:w10="urn:schemas-microsoft-com:office:word" xmlns:w="http://schemas.openxmlformats.org/wordprocessingml/2006/main" xmlns:w14="http://schemas.microsoft.com/office/word/2010/wordml" xmlns:w15="http://schemas.microsoft.com/office/word/2012/wordml" xmlns:w16cex="http://schemas.microsoft.com/office/word/2018/wordml/cex" xmlns:w16cid="http://schemas.microsoft.com/office/word/2016/wordml/cid" xmlns:w16="http://schemas.microsoft.com/office/word/2018/wordml" xmlns:w16du="http://schemas.microsoft.com/office/word/2023/wordml/word16du" xmlns:w16sdtdh="http://schemas.microsoft.com/office/word/2020/wordml/sdtdatahash" xmlns:w16sdtfl="http://schemas.microsoft.com/office/word/2024/wordml/sdtformatlock" xmlns:w16se="http://schemas.microsoft.com/office/word/2015/wordml/symex" xmlns:wpg="http://schemas.microsoft.com/office/word/2010/wordprocessingGroup" xmlns:wpi="http://schemas.microsoft.com/office/word/2010/wordprocessingInk" xmlns:wne="http://schemas.microsoft.com/office/word/2006/wordml" xmlns:wps="http://schemas.microsoft.com/office/word/2010/wordprocessingShape" mc:Ignorable="w14 w15 w16se w16cid w16 w16cex w16sdtdh w16sdtfl w16du wp14">
+<w:endnotes xmlns:wpc="http://schemas.microsoft.com/office/word/2010/wordprocessingCanvas" xmlns:cx="http://schemas.microsoft.com/office/drawing/2014/chartex" xmlns:cx1="http://schemas.microsoft.com/office/drawing/2015/9/8/chartex" xmlns:cx2="http://schemas.microsoft.com/office/drawing/2015/10/21/chartex" xmlns:cx3="http://schemas.microsoft.com/office/drawing/2016/5/9/chartex" xmlns:cx4="http://schemas.microsoft.com/office/drawing/2016/5/10/chartex" xmlns:cx5="http://schemas.microsoft.com/office/drawing/2016/5/11/chartex" xmlns:cx6="http://schemas.microsoft.com/office/drawing/2016/5/12/chartex" xmlns:cx7="http://schemas.microsoft.com/office/drawing/2016/5/13/chartex" xmlns:cx8="http://schemas.microsoft.com/office/drawing/2016/5/14/chartex" xmlns:mc="http://schemas.openxmlformats.org/markup-compatibility/2006" xmlns:m="http://schemas.openxmlformats.org/officeDocument/2006/math" xmlns:aink="http://schemas.microsoft.com/office/drawing/2016/ink" xmlns:am3d="http://schemas.microsoft.com/office/drawing/2017/model3d" xmlns:oel="http://schemas.microsoft.com/office/2019/extlst" xmlns:r="http://schemas.openxmlformats.org/officeDocument/2006/relationships" xmlns:wp14="http://schemas.microsoft.com/office/word/2010/wordprocessingDrawing" xmlns:wp="http://schemas.openxmlformats.org/drawingml/2006/wordprocessingDrawing" xmlns:wpg="http://schemas.microsoft.com/office/word/2010/wordprocessingGroup" xmlns:wpi="http://schemas.microsoft.com/office/word/2010/wordprocessingInk" xmlns:wps="http://schemas.microsoft.com/office/word/2010/wordprocessingShape" xmlns:o="urn:schemas-microsoft-com:office:office" xmlns:v="urn:schemas-microsoft-com:vml" xmlns:w10="urn:schemas-microsoft-com:office:word" xmlns:w="http://schemas.openxmlformats.org/wordprocessingml/2006/main" xmlns:w14="http://schemas.microsoft.com/office/word/2010/wordml" xmlns:w15="http://schemas.microsoft.com/office/word/2012/wordml" xmlns:w16cei="http://schemas.microsoft.com/office/word/2026/wordml/cei" xmlns:w16cex="http://schemas.microsoft.com/office/word/2018/wordml/cex" xmlns:w16cid="http://schemas.microsoft.com/office/word/2016/wordml/cid" xmlns:w16="http://schemas.microsoft.com/office/word/2018/wordml" xmlns:w16sdtdh="http://schemas.microsoft.com/office/word/2020/wordml/sdtdatahash" xmlns:w16sdtfl="http://schemas.microsoft.com/office/word/2024/wordml/sdtformatlock" xmlns:w16se="http://schemas.microsoft.com/office/word/2015/wordml/symex" xmlns:w16du="http://schemas.microsoft.com/office/word/2023/wordml/word16du" xmlns:wne="http://schemas.microsoft.com/office/word/2006/wordml" mc:Ignorable="w14 w15 w16se w16cid w16 w16cex w16sdtdh w16sdtfl w16du wp14">
   <w:endnote w:type="separator" w:id="-1">
     <w:p>
       <w:r>
@@ -7666,7 +7849,7 @@
 </file>
 
 <file path=word/footer1.xml><?xml version="1.0" encoding="utf-8"?>
-<w:ftr xmlns:wpc="http://schemas.microsoft.com/office/word/2010/wordprocessingCanvas" xmlns:cx="http://schemas.microsoft.com/office/drawing/2014/chartex" xmlns:cx1="http://schemas.microsoft.com/office/drawing/2015/9/8/chartex" xmlns:cx2="http://schemas.microsoft.com/office/drawing/2015/10/21/chartex" xmlns:cx3="http://schemas.microsoft.com/office/drawing/2016/5/9/chartex" xmlns:cx4="http://schemas.microsoft.com/office/drawing/2016/5/10/chartex" xmlns:cx5="http://schemas.microsoft.com/office/drawing/2016/5/11/chartex" xmlns:cx6="http://schemas.microsoft.com/office/drawing/2016/5/12/chartex" xmlns:cx7="http://schemas.microsoft.com/office/drawing/2016/5/13/chartex" xmlns:cx8="http://schemas.microsoft.com/office/drawing/2016/5/14/chartex" xmlns:mc="http://schemas.openxmlformats.org/markup-compatibility/2006" xmlns:aink="http://schemas.microsoft.com/office/drawing/2016/ink" xmlns:am3d="http://schemas.microsoft.com/office/drawing/2017/model3d" xmlns:o="urn:schemas-microsoft-com:office:office" xmlns:oel="http://schemas.microsoft.com/office/2019/extlst" xmlns:r="http://schemas.openxmlformats.org/officeDocument/2006/relationships" xmlns:m="http://schemas.openxmlformats.org/officeDocument/2006/math" xmlns:v="urn:schemas-microsoft-com:vml" xmlns:wp14="http://schemas.microsoft.com/office/word/2010/wordprocessingDrawing" xmlns:wp="http://schemas.openxmlformats.org/drawingml/2006/wordprocessingDrawing" xmlns:w10="urn:schemas-microsoft-com:office:word" xmlns:w="http://schemas.openxmlformats.org/wordprocessingml/2006/main" xmlns:w14="http://schemas.microsoft.com/office/word/2010/wordml" xmlns:w15="http://schemas.microsoft.com/office/word/2012/wordml" xmlns:w16cex="http://schemas.microsoft.com/office/word/2018/wordml/cex" xmlns:w16cid="http://schemas.microsoft.com/office/word/2016/wordml/cid" xmlns:w16="http://schemas.microsoft.com/office/word/2018/wordml" xmlns:w16du="http://schemas.microsoft.com/office/word/2023/wordml/word16du" xmlns:w16sdtdh="http://schemas.microsoft.com/office/word/2020/wordml/sdtdatahash" xmlns:w16sdtfl="http://schemas.microsoft.com/office/word/2024/wordml/sdtformatlock" xmlns:w16se="http://schemas.microsoft.com/office/word/2015/wordml/symex" xmlns:wpg="http://schemas.microsoft.com/office/word/2010/wordprocessingGroup" xmlns:wpi="http://schemas.microsoft.com/office/word/2010/wordprocessingInk" xmlns:wne="http://schemas.microsoft.com/office/word/2006/wordml" xmlns:wps="http://schemas.microsoft.com/office/word/2010/wordprocessingShape" mc:Ignorable="w14 w15 w16se w16cid w16 w16cex w16sdtdh w16sdtfl w16du wp14">
+<w:ftr xmlns:wpc="http://schemas.microsoft.com/office/word/2010/wordprocessingCanvas" xmlns:cx="http://schemas.microsoft.com/office/drawing/2014/chartex" xmlns:cx1="http://schemas.microsoft.com/office/drawing/2015/9/8/chartex" xmlns:cx2="http://schemas.microsoft.com/office/drawing/2015/10/21/chartex" xmlns:cx3="http://schemas.microsoft.com/office/drawing/2016/5/9/chartex" xmlns:cx4="http://schemas.microsoft.com/office/drawing/2016/5/10/chartex" xmlns:cx5="http://schemas.microsoft.com/office/drawing/2016/5/11/chartex" xmlns:cx6="http://schemas.microsoft.com/office/drawing/2016/5/12/chartex" xmlns:cx7="http://schemas.microsoft.com/office/drawing/2016/5/13/chartex" xmlns:cx8="http://schemas.microsoft.com/office/drawing/2016/5/14/chartex" xmlns:mc="http://schemas.openxmlformats.org/markup-compatibility/2006" xmlns:m="http://schemas.openxmlformats.org/officeDocument/2006/math" xmlns:aink="http://schemas.microsoft.com/office/drawing/2016/ink" xmlns:am3d="http://schemas.microsoft.com/office/drawing/2017/model3d" xmlns:oel="http://schemas.microsoft.com/office/2019/extlst" xmlns:r="http://schemas.openxmlformats.org/officeDocument/2006/relationships" xmlns:wp14="http://schemas.microsoft.com/office/word/2010/wordprocessingDrawing" xmlns:wp="http://schemas.openxmlformats.org/drawingml/2006/wordprocessingDrawing" xmlns:wpg="http://schemas.microsoft.com/office/word/2010/wordprocessingGroup" xmlns:wpi="http://schemas.microsoft.com/office/word/2010/wordprocessingInk" xmlns:wps="http://schemas.microsoft.com/office/word/2010/wordprocessingShape" xmlns:o="urn:schemas-microsoft-com:office:office" xmlns:v="urn:schemas-microsoft-com:vml" xmlns:w10="urn:schemas-microsoft-com:office:word" xmlns:w="http://schemas.openxmlformats.org/wordprocessingml/2006/main" xmlns:w14="http://schemas.microsoft.com/office/word/2010/wordml" xmlns:w15="http://schemas.microsoft.com/office/word/2012/wordml" xmlns:w16cei="http://schemas.microsoft.com/office/word/2026/wordml/cei" xmlns:w16cex="http://schemas.microsoft.com/office/word/2018/wordml/cex" xmlns:w16cid="http://schemas.microsoft.com/office/word/2016/wordml/cid" xmlns:w16="http://schemas.microsoft.com/office/word/2018/wordml" xmlns:w16sdtdh="http://schemas.microsoft.com/office/word/2020/wordml/sdtdatahash" xmlns:w16sdtfl="http://schemas.microsoft.com/office/word/2024/wordml/sdtformatlock" xmlns:w16se="http://schemas.microsoft.com/office/word/2015/wordml/symex" xmlns:w16du="http://schemas.microsoft.com/office/word/2023/wordml/word16du" xmlns:wne="http://schemas.microsoft.com/office/word/2006/wordml" mc:Ignorable="w14 w15 w16se w16cid w16 w16cex w16sdtdh w16sdtfl w16du wp14">
   <w:p>
     <w:pPr>
       <w:pStyle w:val="Footer"/>
@@ -7907,7 +8090,7 @@
 </file>
 
 <file path=word/footnotes.xml><?xml version="1.0" encoding="utf-8"?>
-<w:footnotes xmlns:wpc="http://schemas.microsoft.com/office/word/2010/wordprocessingCanvas" xmlns:cx="http://schemas.microsoft.com/office/drawing/2014/chartex" xmlns:cx1="http://schemas.microsoft.com/office/drawing/2015/9/8/chartex" xmlns:cx2="http://schemas.microsoft.com/office/drawing/2015/10/21/chartex" xmlns:cx3="http://schemas.microsoft.com/office/drawing/2016/5/9/chartex" xmlns:cx4="http://schemas.microsoft.com/office/drawing/2016/5/10/chartex" xmlns:cx5="http://schemas.microsoft.com/office/drawing/2016/5/11/chartex" xmlns:cx6="http://schemas.microsoft.com/office/drawing/2016/5/12/chartex" xmlns:cx7="http://schemas.microsoft.com/office/drawing/2016/5/13/chartex" xmlns:cx8="http://schemas.microsoft.com/office/drawing/2016/5/14/chartex" xmlns:mc="http://schemas.openxmlformats.org/markup-compatibility/2006" xmlns:aink="http://schemas.microsoft.com/office/drawing/2016/ink" xmlns:am3d="http://schemas.microsoft.com/office/drawing/2017/model3d" xmlns:o="urn:schemas-microsoft-com:office:office" xmlns:oel="http://schemas.microsoft.com/office/2019/extlst" xmlns:r="http://schemas.openxmlformats.org/officeDocument/2006/relationships" xmlns:m="http://schemas.openxmlformats.org/officeDocument/2006/math" xmlns:v="urn:schemas-microsoft-com:vml" xmlns:wp14="http://schemas.microsoft.com/office/word/2010/wordprocessingDrawing" xmlns:wp="http://schemas.openxmlformats.org/drawingml/2006/wordprocessingDrawing" xmlns:w10="urn:schemas-microsoft-com:office:word" xmlns:w="http://schemas.openxmlformats.org/wordprocessingml/2006/main" xmlns:w14="http://schemas.microsoft.com/office/word/2010/wordml" xmlns:w15="http://schemas.microsoft.com/office/word/2012/wordml" xmlns:w16cex="http://schemas.microsoft.com/office/word/2018/wordml/cex" xmlns:w16cid="http://schemas.microsoft.com/office/word/2016/wordml/cid" xmlns:w16="http://schemas.microsoft.com/office/word/2018/wordml" xmlns:w16du="http://schemas.microsoft.com/office/word/2023/wordml/word16du" xmlns:w16sdtdh="http://schemas.microsoft.com/office/word/2020/wordml/sdtdatahash" xmlns:w16sdtfl="http://schemas.microsoft.com/office/word/2024/wordml/sdtformatlock" xmlns:w16se="http://schemas.microsoft.com/office/word/2015/wordml/symex" xmlns:wpg="http://schemas.microsoft.com/office/word/2010/wordprocessingGroup" xmlns:wpi="http://schemas.microsoft.com/office/word/2010/wordprocessingInk" xmlns:wne="http://schemas.microsoft.com/office/word/2006/wordml" xmlns:wps="http://schemas.microsoft.com/office/word/2010/wordprocessingShape" mc:Ignorable="w14 w15 w16se w16cid w16 w16cex w16sdtdh w16sdtfl w16du wp14">
+<w:footnotes xmlns:wpc="http://schemas.microsoft.com/office/word/2010/wordprocessingCanvas" xmlns:cx="http://schemas.microsoft.com/office/drawing/2014/chartex" xmlns:cx1="http://schemas.microsoft.com/office/drawing/2015/9/8/chartex" xmlns:cx2="http://schemas.microsoft.com/office/drawing/2015/10/21/chartex" xmlns:cx3="http://schemas.microsoft.com/office/drawing/2016/5/9/chartex" xmlns:cx4="http://schemas.microsoft.com/office/drawing/2016/5/10/chartex" xmlns:cx5="http://schemas.microsoft.com/office/drawing/2016/5/11/chartex" xmlns:cx6="http://schemas.microsoft.com/office/drawing/2016/5/12/chartex" xmlns:cx7="http://schemas.microsoft.com/office/drawing/2016/5/13/chartex" xmlns:cx8="http://schemas.microsoft.com/office/drawing/2016/5/14/chartex" xmlns:mc="http://schemas.openxmlformats.org/markup-compatibility/2006" xmlns:m="http://schemas.openxmlformats.org/officeDocument/2006/math" xmlns:aink="http://schemas.microsoft.com/office/drawing/2016/ink" xmlns:am3d="http://schemas.microsoft.com/office/drawing/2017/model3d" xmlns:oel="http://schemas.microsoft.com/office/2019/extlst" xmlns:r="http://schemas.openxmlformats.org/officeDocument/2006/relationships" xmlns:wp14="http://schemas.microsoft.com/office/word/2010/wordprocessingDrawing" xmlns:wp="http://schemas.openxmlformats.org/drawingml/2006/wordprocessingDrawing" xmlns:wpg="http://schemas.microsoft.com/office/word/2010/wordprocessingGroup" xmlns:wpi="http://schemas.microsoft.com/office/word/2010/wordprocessingInk" xmlns:wps="http://schemas.microsoft.com/office/word/2010/wordprocessingShape" xmlns:o="urn:schemas-microsoft-com:office:office" xmlns:v="urn:schemas-microsoft-com:vml" xmlns:w10="urn:schemas-microsoft-com:office:word" xmlns:w="http://schemas.openxmlformats.org/wordprocessingml/2006/main" xmlns:w14="http://schemas.microsoft.com/office/word/2010/wordml" xmlns:w15="http://schemas.microsoft.com/office/word/2012/wordml" xmlns:w16cei="http://schemas.microsoft.com/office/word/2026/wordml/cei" xmlns:w16cex="http://schemas.microsoft.com/office/word/2018/wordml/cex" xmlns:w16cid="http://schemas.microsoft.com/office/word/2016/wordml/cid" xmlns:w16="http://schemas.microsoft.com/office/word/2018/wordml" xmlns:w16sdtdh="http://schemas.microsoft.com/office/word/2020/wordml/sdtdatahash" xmlns:w16sdtfl="http://schemas.microsoft.com/office/word/2024/wordml/sdtformatlock" xmlns:w16se="http://schemas.microsoft.com/office/word/2015/wordml/symex" xmlns:w16du="http://schemas.microsoft.com/office/word/2023/wordml/word16du" xmlns:wne="http://schemas.microsoft.com/office/word/2006/wordml" mc:Ignorable="w14 w15 w16se w16cid w16 w16cex w16sdtdh w16sdtfl w16du wp14">
   <w:footnote w:type="separator" w:id="-1">
     <w:p>
       <w:r>
@@ -7926,7 +8109,7 @@
 </file>
 
 <file path=word/header1.xml><?xml version="1.0" encoding="utf-8"?>
-<w:hdr xmlns:wpc="http://schemas.microsoft.com/office/word/2010/wordprocessingCanvas" xmlns:cx="http://schemas.microsoft.com/office/drawing/2014/chartex" xmlns:cx1="http://schemas.microsoft.com/office/drawing/2015/9/8/chartex" xmlns:cx2="http://schemas.microsoft.com/office/drawing/2015/10/21/chartex" xmlns:cx3="http://schemas.microsoft.com/office/drawing/2016/5/9/chartex" xmlns:cx4="http://schemas.microsoft.com/office/drawing/2016/5/10/chartex" xmlns:cx5="http://schemas.microsoft.com/office/drawing/2016/5/11/chartex" xmlns:cx6="http://schemas.microsoft.com/office/drawing/2016/5/12/chartex" xmlns:cx7="http://schemas.microsoft.com/office/drawing/2016/5/13/chartex" xmlns:cx8="http://schemas.microsoft.com/office/drawing/2016/5/14/chartex" xmlns:mc="http://schemas.openxmlformats.org/markup-compatibility/2006" xmlns:aink="http://schemas.microsoft.com/office/drawing/2016/ink" xmlns:am3d="http://schemas.microsoft.com/office/drawing/2017/model3d" xmlns:o="urn:schemas-microsoft-com:office:office" xmlns:oel="http://schemas.microsoft.com/office/2019/extlst" xmlns:r="http://schemas.openxmlformats.org/officeDocument/2006/relationships" xmlns:m="http://schemas.openxmlformats.org/officeDocument/2006/math" xmlns:v="urn:schemas-microsoft-com:vml" xmlns:wp14="http://schemas.microsoft.com/office/word/2010/wordprocessingDrawing" xmlns:wp="http://schemas.openxmlformats.org/drawingml/2006/wordprocessingDrawing" xmlns:w10="urn:schemas-microsoft-com:office:word" xmlns:w="http://schemas.openxmlformats.org/wordprocessingml/2006/main" xmlns:w14="http://schemas.microsoft.com/office/word/2010/wordml" xmlns:w15="http://schemas.microsoft.com/office/word/2012/wordml" xmlns:w16cex="http://schemas.microsoft.com/office/word/2018/wordml/cex" xmlns:w16cid="http://schemas.microsoft.com/office/word/2016/wordml/cid" xmlns:w16="http://schemas.microsoft.com/office/word/2018/wordml" xmlns:w16du="http://schemas.microsoft.com/office/word/2023/wordml/word16du" xmlns:w16sdtdh="http://schemas.microsoft.com/office/word/2020/wordml/sdtdatahash" xmlns:w16sdtfl="http://schemas.microsoft.com/office/word/2024/wordml/sdtformatlock" xmlns:w16se="http://schemas.microsoft.com/office/word/2015/wordml/symex" xmlns:wpg="http://schemas.microsoft.com/office/word/2010/wordprocessingGroup" xmlns:wpi="http://schemas.microsoft.com/office/word/2010/wordprocessingInk" xmlns:wne="http://schemas.microsoft.com/office/word/2006/wordml" xmlns:wps="http://schemas.microsoft.com/office/word/2010/wordprocessingShape" mc:Ignorable="w14 w15 w16se w16cid w16 w16cex w16sdtdh w16sdtfl w16du wp14">
+<w:hdr xmlns:wpc="http://schemas.microsoft.com/office/word/2010/wordprocessingCanvas" xmlns:cx="http://schemas.microsoft.com/office/drawing/2014/chartex" xmlns:cx1="http://schemas.microsoft.com/office/drawing/2015/9/8/chartex" xmlns:cx2="http://schemas.microsoft.com/office/drawing/2015/10/21/chartex" xmlns:cx3="http://schemas.microsoft.com/office/drawing/2016/5/9/chartex" xmlns:cx4="http://schemas.microsoft.com/office/drawing/2016/5/10/chartex" xmlns:cx5="http://schemas.microsoft.com/office/drawing/2016/5/11/chartex" xmlns:cx6="http://schemas.microsoft.com/office/drawing/2016/5/12/chartex" xmlns:cx7="http://schemas.microsoft.com/office/drawing/2016/5/13/chartex" xmlns:cx8="http://schemas.microsoft.com/office/drawing/2016/5/14/chartex" xmlns:mc="http://schemas.openxmlformats.org/markup-compatibility/2006" xmlns:m="http://schemas.openxmlformats.org/officeDocument/2006/math" xmlns:aink="http://schemas.microsoft.com/office/drawing/2016/ink" xmlns:am3d="http://schemas.microsoft.com/office/drawing/2017/model3d" xmlns:oel="http://schemas.microsoft.com/office/2019/extlst" xmlns:r="http://schemas.openxmlformats.org/officeDocument/2006/relationships" xmlns:wp14="http://schemas.microsoft.com/office/word/2010/wordprocessingDrawing" xmlns:wp="http://schemas.openxmlformats.org/drawingml/2006/wordprocessingDrawing" xmlns:wpg="http://schemas.microsoft.com/office/word/2010/wordprocessingGroup" xmlns:wpi="http://schemas.microsoft.com/office/word/2010/wordprocessingInk" xmlns:wps="http://schemas.microsoft.com/office/word/2010/wordprocessingShape" xmlns:o="urn:schemas-microsoft-com:office:office" xmlns:v="urn:schemas-microsoft-com:vml" xmlns:w10="urn:schemas-microsoft-com:office:word" xmlns:w="http://schemas.openxmlformats.org/wordprocessingml/2006/main" xmlns:w14="http://schemas.microsoft.com/office/word/2010/wordml" xmlns:w15="http://schemas.microsoft.com/office/word/2012/wordml" xmlns:w16cei="http://schemas.microsoft.com/office/word/2026/wordml/cei" xmlns:w16cex="http://schemas.microsoft.com/office/word/2018/wordml/cex" xmlns:w16cid="http://schemas.microsoft.com/office/word/2016/wordml/cid" xmlns:w16="http://schemas.microsoft.com/office/word/2018/wordml" xmlns:w16sdtdh="http://schemas.microsoft.com/office/word/2020/wordml/sdtdatahash" xmlns:w16sdtfl="http://schemas.microsoft.com/office/word/2024/wordml/sdtformatlock" xmlns:w16se="http://schemas.microsoft.com/office/word/2015/wordml/symex" xmlns:w16du="http://schemas.microsoft.com/office/word/2023/wordml/word16du" xmlns:wne="http://schemas.microsoft.com/office/word/2006/wordml" mc:Ignorable="w14 w15 w16se w16cid w16 w16cex w16sdtdh w16sdtfl w16du wp14">
   <w:p>
     <w:pPr>
       <w:pStyle w:val="Title"/>
@@ -8164,7 +8347,7 @@
 </file>
 
 <file path=word/numbering.xml><?xml version="1.0" encoding="utf-8"?>
-<w:numbering xmlns:wpc="http://schemas.microsoft.com/office/word/2010/wordprocessingCanvas" xmlns:cx="http://schemas.microsoft.com/office/drawing/2014/chartex" xmlns:cx1="http://schemas.microsoft.com/office/drawing/2015/9/8/chartex" xmlns:cx2="http://schemas.microsoft.com/office/drawing/2015/10/21/chartex" xmlns:cx3="http://schemas.microsoft.com/office/drawing/2016/5/9/chartex" xmlns:cx4="http://schemas.microsoft.com/office/drawing/2016/5/10/chartex" xmlns:cx5="http://schemas.microsoft.com/office/drawing/2016/5/11/chartex" xmlns:cx6="http://schemas.microsoft.com/office/drawing/2016/5/12/chartex" xmlns:cx7="http://schemas.microsoft.com/office/drawing/2016/5/13/chartex" xmlns:cx8="http://schemas.microsoft.com/office/drawing/2016/5/14/chartex" xmlns:mc="http://schemas.openxmlformats.org/markup-compatibility/2006" xmlns:aink="http://schemas.microsoft.com/office/drawing/2016/ink" xmlns:am3d="http://schemas.microsoft.com/office/drawing/2017/model3d" xmlns:o="urn:schemas-microsoft-com:office:office" xmlns:oel="http://schemas.microsoft.com/office/2019/extlst" xmlns:r="http://schemas.openxmlformats.org/officeDocument/2006/relationships" xmlns:m="http://schemas.openxmlformats.org/officeDocument/2006/math" xmlns:v="urn:schemas-microsoft-com:vml" xmlns:wp14="http://schemas.microsoft.com/office/word/2010/wordprocessingDrawing" xmlns:wp="http://schemas.openxmlformats.org/drawingml/2006/wordprocessingDrawing" xmlns:w10="urn:schemas-microsoft-com:office:word" xmlns:w="http://schemas.openxmlformats.org/wordprocessingml/2006/main" xmlns:w14="http://schemas.microsoft.com/office/word/2010/wordml" xmlns:w15="http://schemas.microsoft.com/office/word/2012/wordml" xmlns:w16cex="http://schemas.microsoft.com/office/word/2018/wordml/cex" xmlns:w16cid="http://schemas.microsoft.com/office/word/2016/wordml/cid" xmlns:w16="http://schemas.microsoft.com/office/word/2018/wordml" xmlns:w16du="http://schemas.microsoft.com/office/word/2023/wordml/word16du" xmlns:w16sdtdh="http://schemas.microsoft.com/office/word/2020/wordml/sdtdatahash" xmlns:w16sdtfl="http://schemas.microsoft.com/office/word/2024/wordml/sdtformatlock" xmlns:w16se="http://schemas.microsoft.com/office/word/2015/wordml/symex" xmlns:wpg="http://schemas.microsoft.com/office/word/2010/wordprocessingGroup" xmlns:wpi="http://schemas.microsoft.com/office/word/2010/wordprocessingInk" xmlns:wne="http://schemas.microsoft.com/office/word/2006/wordml" xmlns:wps="http://schemas.microsoft.com/office/word/2010/wordprocessingShape" mc:Ignorable="w14 w15 w16se w16cid w16 w16cex w16sdtdh w16sdtfl w16du wp14">
+<w:numbering xmlns:wpc="http://schemas.microsoft.com/office/word/2010/wordprocessingCanvas" xmlns:cx="http://schemas.microsoft.com/office/drawing/2014/chartex" xmlns:cx1="http://schemas.microsoft.com/office/drawing/2015/9/8/chartex" xmlns:cx2="http://schemas.microsoft.com/office/drawing/2015/10/21/chartex" xmlns:cx3="http://schemas.microsoft.com/office/drawing/2016/5/9/chartex" xmlns:cx4="http://schemas.microsoft.com/office/drawing/2016/5/10/chartex" xmlns:cx5="http://schemas.microsoft.com/office/drawing/2016/5/11/chartex" xmlns:cx6="http://schemas.microsoft.com/office/drawing/2016/5/12/chartex" xmlns:cx7="http://schemas.microsoft.com/office/drawing/2016/5/13/chartex" xmlns:cx8="http://schemas.microsoft.com/office/drawing/2016/5/14/chartex" xmlns:mc="http://schemas.openxmlformats.org/markup-compatibility/2006" xmlns:m="http://schemas.openxmlformats.org/officeDocument/2006/math" xmlns:aink="http://schemas.microsoft.com/office/drawing/2016/ink" xmlns:am3d="http://schemas.microsoft.com/office/drawing/2017/model3d" xmlns:oel="http://schemas.microsoft.com/office/2019/extlst" xmlns:r="http://schemas.openxmlformats.org/officeDocument/2006/relationships" xmlns:wp14="http://schemas.microsoft.com/office/word/2010/wordprocessingDrawing" xmlns:wp="http://schemas.openxmlformats.org/drawingml/2006/wordprocessingDrawing" xmlns:wpg="http://schemas.microsoft.com/office/word/2010/wordprocessingGroup" xmlns:wpi="http://schemas.microsoft.com/office/word/2010/wordprocessingInk" xmlns:wps="http://schemas.microsoft.com/office/word/2010/wordprocessingShape" xmlns:o="urn:schemas-microsoft-com:office:office" xmlns:v="urn:schemas-microsoft-com:vml" xmlns:w10="urn:schemas-microsoft-com:office:word" xmlns:w="http://schemas.openxmlformats.org/wordprocessingml/2006/main" xmlns:w14="http://schemas.microsoft.com/office/word/2010/wordml" xmlns:w15="http://schemas.microsoft.com/office/word/2012/wordml" xmlns:w16cei="http://schemas.microsoft.com/office/word/2026/wordml/cei" xmlns:w16cex="http://schemas.microsoft.com/office/word/2018/wordml/cex" xmlns:w16cid="http://schemas.microsoft.com/office/word/2016/wordml/cid" xmlns:w16="http://schemas.microsoft.com/office/word/2018/wordml" xmlns:w16sdtdh="http://schemas.microsoft.com/office/word/2020/wordml/sdtdatahash" xmlns:w16sdtfl="http://schemas.microsoft.com/office/word/2024/wordml/sdtformatlock" xmlns:w16se="http://schemas.microsoft.com/office/word/2015/wordml/symex" xmlns:w16du="http://schemas.microsoft.com/office/word/2023/wordml/word16du" xmlns:wne="http://schemas.microsoft.com/office/word/2006/wordml" mc:Ignorable="w14 w15 w16se w16cid w16 w16cex w16sdtdh w16sdtfl w16du wp14">
   <w:abstractNum w:abstractNumId="0" w15:restartNumberingAfterBreak="0">
     <w:nsid w:val="02B33A90"/>
     <w:multiLevelType w:val="multilevel"/>
@@ -16423,7 +16606,7 @@
 </file>
 
 <file path=word/styles.xml><?xml version="1.0" encoding="utf-8"?>
-<w:styles xmlns:mc="http://schemas.openxmlformats.org/markup-compatibility/2006" xmlns:r="http://schemas.openxmlformats.org/officeDocument/2006/relationships" xmlns:w="http://schemas.openxmlformats.org/wordprocessingml/2006/main" xmlns:w14="http://schemas.microsoft.com/office/word/2010/wordml" xmlns:w15="http://schemas.microsoft.com/office/word/2012/wordml" xmlns:w16cex="http://schemas.microsoft.com/office/word/2018/wordml/cex" xmlns:w16cid="http://schemas.microsoft.com/office/word/2016/wordml/cid" xmlns:w16="http://schemas.microsoft.com/office/word/2018/wordml" xmlns:w16du="http://schemas.microsoft.com/office/word/2023/wordml/word16du" xmlns:w16sdtdh="http://schemas.microsoft.com/office/word/2020/wordml/sdtdatahash" xmlns:w16sdtfl="http://schemas.microsoft.com/office/word/2024/wordml/sdtformatlock" xmlns:w16se="http://schemas.microsoft.com/office/word/2015/wordml/symex" mc:Ignorable="w14 w15 w16se w16cid w16 w16cex w16sdtdh w16sdtfl w16du">
+<w:styles xmlns:mc="http://schemas.openxmlformats.org/markup-compatibility/2006" xmlns:r="http://schemas.openxmlformats.org/officeDocument/2006/relationships" xmlns:w="http://schemas.openxmlformats.org/wordprocessingml/2006/main" xmlns:w14="http://schemas.microsoft.com/office/word/2010/wordml" xmlns:w15="http://schemas.microsoft.com/office/word/2012/wordml" xmlns:w16cex="http://schemas.microsoft.com/office/word/2018/wordml/cex" xmlns:w16cid="http://schemas.microsoft.com/office/word/2016/wordml/cid" xmlns:w16="http://schemas.microsoft.com/office/word/2018/wordml" xmlns:w16sdtdh="http://schemas.microsoft.com/office/word/2020/wordml/sdtdatahash" xmlns:w16sdtfl="http://schemas.microsoft.com/office/word/2024/wordml/sdtformatlock" xmlns:w16se="http://schemas.microsoft.com/office/word/2015/wordml/symex" xmlns:w16du="http://schemas.microsoft.com/office/word/2023/wordml/word16du" mc:Ignorable="w14 w15 w16se w16cid w16 w16cex w16sdtdh w16sdtfl w16du">
   <w:docDefaults>
     <w:rPrDefault>
       <w:rPr>

--- a/DAEN459F26/Syllabus DAEN 459 - Fall 2026.docx
+++ b/DAEN459F26/Syllabus DAEN 459 - Fall 2026.docx
@@ -392,8 +392,12 @@
           <w:t>abuabara@tamu.edu</w:t>
         </w:r>
       </w:hyperlink>
-    </w:p>
-    <w:p>
+      <w:r>
+        <w:tab/>
+      </w:r>
+      <w:r>
+        <w:tab/>
+      </w:r>
       <w:r>
         <w:t>Zoom:</w:t>
       </w:r>
@@ -447,16 +451,6 @@
       </w:r>
       <w:r>
         <w:tab/>
-      </w:r>
-      <w:r>
-        <w:tab/>
-      </w:r>
-      <w:r>
-        <w:tab/>
-      </w:r>
-    </w:p>
-    <w:p>
-      <w:r>
         <w:t>Office Hours:</w:t>
       </w:r>
       <w:r>
@@ -635,11 +629,11 @@
     </w:p>
     <w:p/>
     <w:p>
+      <w:pPr>
+        <w:pStyle w:val="Heading4"/>
+      </w:pPr>
       <w:r>
         <w:t>Pedagogical Model</w:t>
-      </w:r>
-      <w:r>
-        <w:t>:</w:t>
       </w:r>
     </w:p>
     <w:tbl>
@@ -666,8 +660,26 @@
             <w:tcW w:w="5035" w:type="dxa"/>
           </w:tcPr>
           <w:p>
+            <w:pPr>
+              <w:rPr>
+                <w:b/>
+                <w:bCs/>
+              </w:rPr>
+            </w:pPr>
             <w:r>
-              <w:t>Semester 1 = "Design and De-risk"</w:t>
+              <w:rPr>
+                <w:b/>
+                <w:bCs/>
+                <w:highlight w:val="yellow"/>
+              </w:rPr>
+              <w:t>Semester 1</w:t>
+            </w:r>
+            <w:r>
+              <w:rPr>
+                <w:b/>
+                <w:bCs/>
+              </w:rPr>
+              <w:t xml:space="preserve"> = "Design and De-risk"</w:t>
             </w:r>
           </w:p>
         </w:tc>
@@ -676,7 +688,17 @@
             <w:tcW w:w="5035" w:type="dxa"/>
           </w:tcPr>
           <w:p>
+            <w:pPr>
+              <w:rPr>
+                <w:b/>
+                <w:bCs/>
+              </w:rPr>
+            </w:pPr>
             <w:r>
+              <w:rPr>
+                <w:b/>
+                <w:bCs/>
+              </w:rPr>
               <w:t>Semester 2 = “Build and Deploy”</w:t>
             </w:r>
           </w:p>
@@ -700,7 +722,10 @@
               </w:numPr>
             </w:pPr>
             <w:r>
-              <w:t>define the problem</w:t>
+              <w:t>D</w:t>
+            </w:r>
+            <w:r>
+              <w:t>efine the problem</w:t>
             </w:r>
             <w:r>
               <w:t>,</w:t>
@@ -714,7 +739,10 @@
               </w:numPr>
             </w:pPr>
             <w:r>
-              <w:t>acquire data</w:t>
+              <w:t>A</w:t>
+            </w:r>
+            <w:r>
+              <w:t>cquire data</w:t>
             </w:r>
             <w:r>
               <w:t>,</w:t>
@@ -728,7 +756,10 @@
               </w:numPr>
             </w:pPr>
             <w:r>
-              <w:t>validate feasibility</w:t>
+              <w:t>V</w:t>
+            </w:r>
+            <w:r>
+              <w:t>alidate feasibility</w:t>
             </w:r>
             <w:r>
               <w:t>,</w:t>
@@ -742,7 +773,10 @@
               </w:numPr>
             </w:pPr>
             <w:r>
-              <w:t>design the system</w:t>
+              <w:t>D</w:t>
+            </w:r>
+            <w:r>
+              <w:t>esign the system</w:t>
             </w:r>
             <w:r>
               <w:t>,</w:t>
@@ -756,7 +790,10 @@
               </w:numPr>
             </w:pPr>
             <w:r>
-              <w:t>produce operational plans</w:t>
+              <w:t>P</w:t>
+            </w:r>
+            <w:r>
+              <w:t>roduce operational plans</w:t>
             </w:r>
             <w:r>
               <w:t>.</w:t>
@@ -769,7 +806,13 @@
           </w:tcPr>
           <w:p>
             <w:r>
-              <w:t>Students:</w:t>
+              <w:t>Students</w:t>
+            </w:r>
+            <w:r>
+              <w:t xml:space="preserve"> should</w:t>
+            </w:r>
+            <w:r>
+              <w:t>:</w:t>
             </w:r>
           </w:p>
           <w:p>
@@ -780,7 +823,10 @@
               </w:numPr>
             </w:pPr>
             <w:r>
-              <w:t>implement</w:t>
+              <w:t>I</w:t>
+            </w:r>
+            <w:r>
+              <w:t>mplement</w:t>
             </w:r>
             <w:r>
               <w:t>,</w:t>
@@ -794,7 +840,10 @@
               </w:numPr>
             </w:pPr>
             <w:r>
-              <w:t>test</w:t>
+              <w:t>T</w:t>
+            </w:r>
+            <w:r>
+              <w:t>est</w:t>
             </w:r>
             <w:r>
               <w:t>,</w:t>
@@ -808,7 +857,10 @@
               </w:numPr>
             </w:pPr>
             <w:r>
-              <w:t>iterate</w:t>
+              <w:t>I</w:t>
+            </w:r>
+            <w:r>
+              <w:t>terate</w:t>
             </w:r>
             <w:r>
               <w:t>,</w:t>
@@ -822,7 +874,10 @@
               </w:numPr>
             </w:pPr>
             <w:r>
-              <w:t>evaluate</w:t>
+              <w:t>E</w:t>
+            </w:r>
+            <w:r>
+              <w:t>valuate</w:t>
             </w:r>
             <w:r>
               <w:t>,</w:t>
@@ -836,7 +891,10 @@
               </w:numPr>
             </w:pPr>
             <w:r>
-              <w:t>present final system</w:t>
+              <w:t>P</w:t>
+            </w:r>
+            <w:r>
+              <w:t>resent final system</w:t>
             </w:r>
             <w:r>
               <w:t>.</w:t>
@@ -848,6 +906,161 @@
     <w:p/>
     <w:p>
       <w:pPr>
+        <w:pStyle w:val="Heading4"/>
+      </w:pPr>
+      <w:r>
+        <w:t>Why I Teach this Course</w:t>
+      </w:r>
+    </w:p>
+    <w:p>
+      <w:r>
+        <w:t xml:space="preserve">This course offers you a unique learning experience.  </w:t>
+      </w:r>
+      <w:r>
+        <w:t>We</w:t>
+      </w:r>
+      <w:r>
+        <w:t xml:space="preserve"> are always especially excited to teach this course, here is why:</w:t>
+      </w:r>
+    </w:p>
+    <w:p>
+      <w:pPr>
+        <w:pStyle w:val="ListParagraph"/>
+        <w:numPr>
+          <w:ilvl w:val="0"/>
+          <w:numId w:val="58"/>
+        </w:numPr>
+      </w:pPr>
+      <w:r>
+        <w:rPr>
+          <w:b/>
+          <w:bCs/>
+        </w:rPr>
+        <w:t>You finally get to combine everything that you have learned throughout your entire undergraduate curriculum</w:t>
+      </w:r>
+      <w:r>
+        <w:t xml:space="preserve">. This not only includes the </w:t>
+      </w:r>
+      <w:r>
+        <w:t>data engineering</w:t>
+      </w:r>
+      <w:r>
+        <w:t xml:space="preserve"> skills you have gained, but also the professional, cultural, and communication skills that you have developed.</w:t>
+      </w:r>
+    </w:p>
+    <w:p>
+      <w:pPr>
+        <w:pStyle w:val="ListParagraph"/>
+        <w:numPr>
+          <w:ilvl w:val="0"/>
+          <w:numId w:val="58"/>
+        </w:numPr>
+      </w:pPr>
+      <w:r>
+        <w:rPr>
+          <w:b/>
+          <w:bCs/>
+        </w:rPr>
+        <w:t>This is an opportunity for you to try to solve a problem that matters to you</w:t>
+      </w:r>
+      <w:r>
+        <w:t xml:space="preserve">. This course gives you a lot of freedom and choice in </w:t>
+      </w:r>
+      <w:proofErr w:type="gramStart"/>
+      <w:r>
+        <w:t>a</w:t>
+      </w:r>
+      <w:proofErr w:type="gramEnd"/>
+      <w:r>
+        <w:t xml:space="preserve"> extensive</w:t>
+      </w:r>
+      <w:r>
+        <w:t xml:space="preserve"> project. This course can be the first step towards moving to the career of your choice.</w:t>
+      </w:r>
+    </w:p>
+    <w:p>
+      <w:pPr>
+        <w:pStyle w:val="ListParagraph"/>
+        <w:numPr>
+          <w:ilvl w:val="0"/>
+          <w:numId w:val="58"/>
+        </w:numPr>
+      </w:pPr>
+      <w:r>
+        <w:rPr>
+          <w:b/>
+          <w:bCs/>
+        </w:rPr>
+        <w:t>Building a system from start to finish is fun and rewarding</w:t>
+      </w:r>
+      <w:r>
+        <w:t>. Students often tell me that this was the greatest experience of their entire college career.</w:t>
+      </w:r>
+    </w:p>
+    <w:p>
+      <w:pPr>
+        <w:pStyle w:val="ListParagraph"/>
+        <w:numPr>
+          <w:ilvl w:val="0"/>
+          <w:numId w:val="58"/>
+        </w:numPr>
+      </w:pPr>
+      <w:r>
+        <w:rPr>
+          <w:b/>
+          <w:bCs/>
+        </w:rPr>
+        <w:t>Working on teams can be messy, but it's worth it</w:t>
+      </w:r>
+      <w:r>
+        <w:t>. It is amazing what you can accomplish together, so much more than on your own. Working on real problems with real people has its challenges, but it is also very rewarding when you successfully complete your goals.</w:t>
+      </w:r>
+    </w:p>
+    <w:p>
+      <w:pPr>
+        <w:pStyle w:val="ListParagraph"/>
+        <w:numPr>
+          <w:ilvl w:val="0"/>
+          <w:numId w:val="58"/>
+        </w:numPr>
+      </w:pPr>
+      <w:r>
+        <w:rPr>
+          <w:b/>
+          <w:bCs/>
+        </w:rPr>
+        <w:t>Every semester is different, every team is different, every solution is different</w:t>
+      </w:r>
+      <w:r>
+        <w:t>. There is always something new to learn and innovate.</w:t>
+      </w:r>
+    </w:p>
+    <w:p>
+      <w:pPr>
+        <w:pStyle w:val="ListParagraph"/>
+        <w:numPr>
+          <w:ilvl w:val="0"/>
+          <w:numId w:val="58"/>
+        </w:numPr>
+      </w:pPr>
+      <w:r>
+        <w:rPr>
+          <w:b/>
+          <w:bCs/>
+        </w:rPr>
+        <w:lastRenderedPageBreak/>
+        <w:t>Smaller class sizes and weekly meetings allow you to connect</w:t>
+      </w:r>
+      <w:r>
+        <w:t xml:space="preserve"> with your classmates and your instructor</w:t>
+      </w:r>
+      <w:r>
+        <w:t>.</w:t>
+      </w:r>
+    </w:p>
+    <w:p/>
+    <w:p>
+      <w:pPr>
         <w:pStyle w:val="Heading3"/>
       </w:pPr>
       <w:r>
@@ -1004,7 +1217,6 @@
         </w:numPr>
       </w:pPr>
       <w:r>
-        <w:lastRenderedPageBreak/>
         <w:t>Identify</w:t>
       </w:r>
       <w:r>
@@ -1191,12 +1403,66 @@
     <w:p>
       <w:pPr>
         <w:pStyle w:val="ListParagraph"/>
+      </w:pPr>
+      <w:r>
+        <w:t>Available free online at TAMU Libraries</w:t>
+      </w:r>
+      <w:r>
+        <w:t>:</w:t>
+      </w:r>
+    </w:p>
+    <w:p>
+      <w:pPr>
+        <w:pStyle w:val="ListParagraph"/>
         <w:numPr>
           <w:ilvl w:val="0"/>
           <w:numId w:val="4"/>
         </w:numPr>
       </w:pPr>
       <w:hyperlink r:id="rId13" w:history="1">
+        <w:r>
+          <w:rPr>
+            <w:rStyle w:val="Hyperlink"/>
+            <w:b/>
+            <w:bCs/>
+          </w:rPr>
+          <w:t>Design of Everyday Things</w:t>
+        </w:r>
+        <w:r>
+          <w:rPr>
+            <w:rStyle w:val="Hyperlink"/>
+          </w:rPr>
+          <w:t xml:space="preserve">. </w:t>
+        </w:r>
+        <w:r>
+          <w:rPr>
+            <w:rStyle w:val="Hyperlink"/>
+          </w:rPr>
+          <w:t>D.</w:t>
+        </w:r>
+        <w:r>
+          <w:rPr>
+            <w:rStyle w:val="Hyperlink"/>
+          </w:rPr>
+          <w:t xml:space="preserve"> Norman</w:t>
+        </w:r>
+        <w:r>
+          <w:rPr>
+            <w:rStyle w:val="Hyperlink"/>
+          </w:rPr>
+          <w:t xml:space="preserve"> (2013)</w:t>
+        </w:r>
+      </w:hyperlink>
+    </w:p>
+    <w:p>
+      <w:pPr>
+        <w:pStyle w:val="ListParagraph"/>
+        <w:numPr>
+          <w:ilvl w:val="0"/>
+          <w:numId w:val="4"/>
+        </w:numPr>
+      </w:pPr>
+      <w:hyperlink r:id="rId14" w:history="1">
         <w:r>
           <w:rPr>
             <w:rStyle w:val="Hyperlink"/>
@@ -1221,7 +1487,7 @@
           <w:numId w:val="4"/>
         </w:numPr>
       </w:pPr>
-      <w:hyperlink r:id="rId14" w:history="1">
+      <w:hyperlink r:id="rId15" w:history="1">
         <w:r>
           <w:rPr>
             <w:rStyle w:val="Hyperlink"/>
@@ -1260,7 +1526,7 @@
           <w:numId w:val="4"/>
         </w:numPr>
       </w:pPr>
-      <w:hyperlink r:id="rId15" w:history="1">
+      <w:hyperlink r:id="rId16" w:history="1">
         <w:r>
           <w:rPr>
             <w:rStyle w:val="Hyperlink"/>
@@ -1309,16 +1575,18 @@
         <w:tblStyle w:val="TableGrid"/>
         <w:tblW w:w="0" w:type="auto"/>
         <w:tblInd w:w="722" w:type="dxa"/>
+        <w:tblLayout w:type="fixed"/>
         <w:tblLook w:val="04A0" w:firstRow="1" w:lastRow="0" w:firstColumn="1" w:lastColumn="0" w:noHBand="0" w:noVBand="1"/>
       </w:tblPr>
       <w:tblGrid>
         <w:gridCol w:w="3456"/>
-        <w:gridCol w:w="819"/>
+        <w:gridCol w:w="1127"/>
+        <w:gridCol w:w="1170"/>
       </w:tblGrid>
       <w:tr>
         <w:tc>
           <w:tcPr>
-            <w:tcW w:w="0" w:type="auto"/>
+            <w:tcW w:w="3456" w:type="dxa"/>
             <w:hideMark/>
           </w:tcPr>
           <w:p>
@@ -1341,7 +1609,22 @@
         </w:tc>
         <w:tc>
           <w:tcPr>
-            <w:tcW w:w="0" w:type="auto"/>
+            <w:tcW w:w="1127" w:type="dxa"/>
+          </w:tcPr>
+          <w:p>
+            <w:pPr>
+              <w:spacing w:line="278" w:lineRule="auto"/>
+              <w:jc w:val="left"/>
+              <w:rPr>
+                <w:b/>
+                <w:bCs/>
+              </w:rPr>
+            </w:pPr>
+          </w:p>
+        </w:tc>
+        <w:tc>
+          <w:tcPr>
+            <w:tcW w:w="1170" w:type="dxa"/>
             <w:hideMark/>
           </w:tcPr>
           <w:p>
@@ -1366,7 +1649,7 @@
       <w:tr>
         <w:tc>
           <w:tcPr>
-            <w:tcW w:w="0" w:type="auto"/>
+            <w:tcW w:w="3456" w:type="dxa"/>
             <w:hideMark/>
           </w:tcPr>
           <w:p>
@@ -1383,7 +1666,20 @@
         </w:tc>
         <w:tc>
           <w:tcPr>
-            <w:tcW w:w="0" w:type="auto"/>
+            <w:tcW w:w="1127" w:type="dxa"/>
+          </w:tcPr>
+          <w:p>
+            <w:pPr>
+              <w:spacing w:line="278" w:lineRule="auto"/>
+            </w:pPr>
+            <w:r>
+              <w:t>Individual</w:t>
+            </w:r>
+          </w:p>
+        </w:tc>
+        <w:tc>
+          <w:tcPr>
+            <w:tcW w:w="1170" w:type="dxa"/>
             <w:hideMark/>
           </w:tcPr>
           <w:p>
@@ -1399,7 +1695,7 @@
       <w:tr>
         <w:tc>
           <w:tcPr>
-            <w:tcW w:w="0" w:type="auto"/>
+            <w:tcW w:w="3456" w:type="dxa"/>
             <w:hideMark/>
           </w:tcPr>
           <w:p>
@@ -1416,7 +1712,20 @@
         </w:tc>
         <w:tc>
           <w:tcPr>
-            <w:tcW w:w="0" w:type="auto"/>
+            <w:tcW w:w="1127" w:type="dxa"/>
+          </w:tcPr>
+          <w:p>
+            <w:pPr>
+              <w:spacing w:line="278" w:lineRule="auto"/>
+            </w:pPr>
+            <w:r>
+              <w:t>Team</w:t>
+            </w:r>
+          </w:p>
+        </w:tc>
+        <w:tc>
+          <w:tcPr>
+            <w:tcW w:w="1170" w:type="dxa"/>
             <w:hideMark/>
           </w:tcPr>
           <w:p>
@@ -1432,7 +1741,7 @@
       <w:tr>
         <w:tc>
           <w:tcPr>
-            <w:tcW w:w="0" w:type="auto"/>
+            <w:tcW w:w="3456" w:type="dxa"/>
             <w:hideMark/>
           </w:tcPr>
           <w:p>
@@ -1449,7 +1758,20 @@
         </w:tc>
         <w:tc>
           <w:tcPr>
-            <w:tcW w:w="0" w:type="auto"/>
+            <w:tcW w:w="1127" w:type="dxa"/>
+          </w:tcPr>
+          <w:p>
+            <w:pPr>
+              <w:spacing w:line="278" w:lineRule="auto"/>
+            </w:pPr>
+            <w:r>
+              <w:t>Team</w:t>
+            </w:r>
+          </w:p>
+        </w:tc>
+        <w:tc>
+          <w:tcPr>
+            <w:tcW w:w="1170" w:type="dxa"/>
             <w:hideMark/>
           </w:tcPr>
           <w:p>
@@ -1465,7 +1787,7 @@
       <w:tr>
         <w:tc>
           <w:tcPr>
-            <w:tcW w:w="0" w:type="auto"/>
+            <w:tcW w:w="3456" w:type="dxa"/>
             <w:hideMark/>
           </w:tcPr>
           <w:p>
@@ -1482,7 +1804,20 @@
         </w:tc>
         <w:tc>
           <w:tcPr>
-            <w:tcW w:w="0" w:type="auto"/>
+            <w:tcW w:w="1127" w:type="dxa"/>
+          </w:tcPr>
+          <w:p>
+            <w:pPr>
+              <w:spacing w:line="278" w:lineRule="auto"/>
+            </w:pPr>
+            <w:r>
+              <w:t>Team</w:t>
+            </w:r>
+          </w:p>
+        </w:tc>
+        <w:tc>
+          <w:tcPr>
+            <w:tcW w:w="1170" w:type="dxa"/>
             <w:hideMark/>
           </w:tcPr>
           <w:p>
@@ -1498,7 +1833,7 @@
       <w:tr>
         <w:tc>
           <w:tcPr>
-            <w:tcW w:w="0" w:type="auto"/>
+            <w:tcW w:w="3456" w:type="dxa"/>
             <w:hideMark/>
           </w:tcPr>
           <w:p>
@@ -1515,7 +1850,20 @@
         </w:tc>
         <w:tc>
           <w:tcPr>
-            <w:tcW w:w="0" w:type="auto"/>
+            <w:tcW w:w="1127" w:type="dxa"/>
+          </w:tcPr>
+          <w:p>
+            <w:pPr>
+              <w:spacing w:line="278" w:lineRule="auto"/>
+            </w:pPr>
+            <w:r>
+              <w:t>Individual</w:t>
+            </w:r>
+          </w:p>
+        </w:tc>
+        <w:tc>
+          <w:tcPr>
+            <w:tcW w:w="1170" w:type="dxa"/>
             <w:hideMark/>
           </w:tcPr>
           <w:p>
@@ -1531,7 +1879,7 @@
       <w:tr>
         <w:tc>
           <w:tcPr>
-            <w:tcW w:w="0" w:type="auto"/>
+            <w:tcW w:w="3456" w:type="dxa"/>
             <w:hideMark/>
           </w:tcPr>
           <w:p>
@@ -1548,7 +1896,20 @@
         </w:tc>
         <w:tc>
           <w:tcPr>
-            <w:tcW w:w="0" w:type="auto"/>
+            <w:tcW w:w="1127" w:type="dxa"/>
+          </w:tcPr>
+          <w:p>
+            <w:pPr>
+              <w:spacing w:line="278" w:lineRule="auto"/>
+            </w:pPr>
+            <w:r>
+              <w:t>Team</w:t>
+            </w:r>
+          </w:p>
+        </w:tc>
+        <w:tc>
+          <w:tcPr>
+            <w:tcW w:w="1170" w:type="dxa"/>
             <w:hideMark/>
           </w:tcPr>
           <w:p>
@@ -1564,7 +1925,7 @@
       <w:tr>
         <w:tc>
           <w:tcPr>
-            <w:tcW w:w="0" w:type="auto"/>
+            <w:tcW w:w="3456" w:type="dxa"/>
             <w:hideMark/>
           </w:tcPr>
           <w:p>
@@ -1581,7 +1942,20 @@
         </w:tc>
         <w:tc>
           <w:tcPr>
-            <w:tcW w:w="0" w:type="auto"/>
+            <w:tcW w:w="1127" w:type="dxa"/>
+          </w:tcPr>
+          <w:p>
+            <w:pPr>
+              <w:spacing w:line="278" w:lineRule="auto"/>
+            </w:pPr>
+            <w:r>
+              <w:t>Team</w:t>
+            </w:r>
+          </w:p>
+        </w:tc>
+        <w:tc>
+          <w:tcPr>
+            <w:tcW w:w="1170" w:type="dxa"/>
             <w:hideMark/>
           </w:tcPr>
           <w:p>
@@ -1597,7 +1971,7 @@
       <w:tr>
         <w:tc>
           <w:tcPr>
-            <w:tcW w:w="0" w:type="auto"/>
+            <w:tcW w:w="3456" w:type="dxa"/>
             <w:hideMark/>
           </w:tcPr>
           <w:p>
@@ -1614,7 +1988,20 @@
         </w:tc>
         <w:tc>
           <w:tcPr>
-            <w:tcW w:w="0" w:type="auto"/>
+            <w:tcW w:w="1127" w:type="dxa"/>
+          </w:tcPr>
+          <w:p>
+            <w:pPr>
+              <w:spacing w:line="278" w:lineRule="auto"/>
+            </w:pPr>
+            <w:r>
+              <w:t>Team</w:t>
+            </w:r>
+          </w:p>
+        </w:tc>
+        <w:tc>
+          <w:tcPr>
+            <w:tcW w:w="1170" w:type="dxa"/>
             <w:hideMark/>
           </w:tcPr>
           <w:p>
@@ -1630,7 +2017,7 @@
       <w:tr>
         <w:tc>
           <w:tcPr>
-            <w:tcW w:w="0" w:type="auto"/>
+            <w:tcW w:w="3456" w:type="dxa"/>
             <w:hideMark/>
           </w:tcPr>
           <w:p>
@@ -1647,7 +2034,20 @@
         </w:tc>
         <w:tc>
           <w:tcPr>
-            <w:tcW w:w="0" w:type="auto"/>
+            <w:tcW w:w="1127" w:type="dxa"/>
+          </w:tcPr>
+          <w:p>
+            <w:pPr>
+              <w:spacing w:line="278" w:lineRule="auto"/>
+            </w:pPr>
+            <w:r>
+              <w:t>Team</w:t>
+            </w:r>
+          </w:p>
+        </w:tc>
+        <w:tc>
+          <w:tcPr>
+            <w:tcW w:w="1170" w:type="dxa"/>
             <w:hideMark/>
           </w:tcPr>
           <w:p>
@@ -1663,7 +2063,7 @@
       <w:tr>
         <w:tc>
           <w:tcPr>
-            <w:tcW w:w="0" w:type="auto"/>
+            <w:tcW w:w="3456" w:type="dxa"/>
             <w:hideMark/>
           </w:tcPr>
           <w:p>
@@ -1680,7 +2080,20 @@
         </w:tc>
         <w:tc>
           <w:tcPr>
-            <w:tcW w:w="0" w:type="auto"/>
+            <w:tcW w:w="1127" w:type="dxa"/>
+          </w:tcPr>
+          <w:p>
+            <w:pPr>
+              <w:spacing w:line="278" w:lineRule="auto"/>
+            </w:pPr>
+            <w:r>
+              <w:t>Individual</w:t>
+            </w:r>
+          </w:p>
+        </w:tc>
+        <w:tc>
+          <w:tcPr>
+            <w:tcW w:w="1170" w:type="dxa"/>
             <w:hideMark/>
           </w:tcPr>
           <w:p>
@@ -2071,7 +2484,19 @@
         <w:rPr>
           <w:rFonts w:eastAsia="Garamond" w:cstheme="minorHAnsi"/>
         </w:rPr>
-        <w:t>All submissions and presentations are formal, graded deliverables and must be uploaded to Canvas as assigned. All team members must participate, with leadership rotating across the team. Teams should hold a brief debrief after presentations.</w:t>
+        <w:t xml:space="preserve">All submissions and presentations are </w:t>
+      </w:r>
+      <w:r>
+        <w:rPr>
+          <w:rFonts w:eastAsia="Garamond" w:cstheme="minorHAnsi"/>
+        </w:rPr>
+        <w:t>formal, graded deliverables and must be uploaded to Canvas as assigned</w:t>
+      </w:r>
+      <w:r>
+        <w:rPr>
+          <w:rFonts w:eastAsia="Garamond" w:cstheme="minorHAnsi"/>
+        </w:rPr>
+        <w:t>. All team members must participate, with leadership rotating across the team. Teams should hold a brief debrief after presentations.</w:t>
       </w:r>
     </w:p>
     <w:p>
@@ -2091,7 +2516,6 @@
         <w:rPr>
           <w:rFonts w:eastAsia="Garamond" w:cstheme="minorHAnsi"/>
         </w:rPr>
-        <w:lastRenderedPageBreak/>
         <w:t>The course concludes with a final poster presentation of each team's capstone project plan. All DAEN capstone teams participate.</w:t>
       </w:r>
     </w:p>
@@ -2469,7 +2893,7 @@
         </w:rPr>
         <w:t xml:space="preserve">every two weeks, and you're encouraged to attend other teams' sessions to see their work. The instructor may adjust the schedule or add events as needed. Attendance is required for all class sessions, sponsor meetings, and presentation days, unless you have a university-excused absence (see </w:t>
       </w:r>
-      <w:hyperlink r:id="rId16" w:history="1">
+      <w:hyperlink r:id="rId17" w:history="1">
         <w:r>
           <w:rPr>
             <w:rStyle w:val="Hyperlink"/>
@@ -2821,7 +3245,6 @@
         </w:pBdr>
       </w:pPr>
       <w:r>
-        <w:lastRenderedPageBreak/>
         <w:t>Always s</w:t>
       </w:r>
       <w:r>
@@ -3005,8 +3428,8 @@
           <w:bCs/>
         </w:rPr>
         <w:sectPr>
-          <w:headerReference w:type="default" r:id="rId17"/>
-          <w:footerReference w:type="default" r:id="rId18"/>
+          <w:headerReference w:type="default" r:id="rId18"/>
+          <w:footerReference w:type="default" r:id="rId19"/>
           <w:pgSz w:w="12240" w:h="15840"/>
           <w:pgMar w:top="1008" w:right="1080" w:bottom="864" w:left="1080" w:header="576" w:footer="576" w:gutter="0"/>
           <w:cols w:space="720"/>
@@ -3598,6 +4021,7 @@
     </w:p>
     <w:p>
       <w:r>
+        <w:lastRenderedPageBreak/>
         <w:t>Deliverables:</w:t>
       </w:r>
     </w:p>
@@ -3896,7 +4320,6 @@
       </w:r>
     </w:p>
     <w:p/>
-    <w:p/>
     <w:p>
       <w:pPr>
         <w:rPr>
@@ -3909,7 +4332,6 @@
           <w:b/>
           <w:bCs/>
         </w:rPr>
-        <w:lastRenderedPageBreak/>
         <w:t>7</w:t>
       </w:r>
       <w:r>
@@ -4795,6 +5217,7 @@
     </w:p>
     <w:p>
       <w:r>
+        <w:lastRenderedPageBreak/>
         <w:t>Deliverables:</w:t>
       </w:r>
     </w:p>
@@ -5017,17 +5440,6 @@
           <w:numId w:val="57"/>
         </w:numPr>
         <w:jc w:val="left"/>
-      </w:pPr>
-      <w:r>
-        <w:t>archived project documentation</w:t>
-      </w:r>
-    </w:p>
-    <w:p>
-      <w:pPr>
-        <w:rPr>
-          <w:b/>
-          <w:bCs/>
-        </w:rPr>
         <w:sectPr>
           <w:type w:val="continuous"/>
           <w:pgSz w:w="12240" w:h="15840"/>
@@ -5036,29 +5448,22 @@
           <w:docGrid w:linePitch="360"/>
         </w:sectPr>
       </w:pPr>
-    </w:p>
-    <w:p>
-      <w:pPr>
-        <w:spacing w:after="160" w:line="259" w:lineRule="auto"/>
-        <w:jc w:val="left"/>
-        <w:rPr>
-          <w:b/>
-          <w:bCs/>
-        </w:rPr>
-      </w:pPr>
-      <w:r>
-        <w:rPr>
-          <w:b/>
-          <w:bCs/>
-        </w:rPr>
-        <w:br w:type="page"/>
-      </w:r>
-    </w:p>
-    <w:p>
-      <w:pPr>
-        <w:rPr>
-          <w:b/>
-          <w:bCs/>
+      <w:r>
+        <w:t>archived project documentation</w:t>
+      </w:r>
+    </w:p>
+    <w:p>
+      <w:pPr>
+        <w:pBdr>
+          <w:top w:val="nil"/>
+          <w:left w:val="nil"/>
+          <w:bottom w:val="nil"/>
+          <w:right w:val="nil"/>
+          <w:between w:val="nil"/>
+        </w:pBdr>
+        <w:rPr>
+          <w:rFonts w:eastAsia="Garamond" w:cstheme="minorHAnsi"/>
+          <w:color w:val="000000"/>
         </w:rPr>
       </w:pPr>
     </w:p>
@@ -5098,7 +5503,7 @@
         </w:rPr>
         <w:t>(</w:t>
       </w:r>
-      <w:hyperlink r:id="rId19" w:history="1">
+      <w:hyperlink r:id="rId20" w:history="1">
         <w:r>
           <w:rPr>
             <w:rStyle w:val="Hyperlink"/>
@@ -5108,29 +5513,7 @@
             <w:sz w:val="20"/>
             <w:szCs w:val="20"/>
           </w:rPr>
-          <w:t>https://registrar.tamu.edu/A</w:t>
-        </w:r>
-        <w:r>
-          <w:rPr>
-            <w:rStyle w:val="Hyperlink"/>
-            <w:rFonts w:ascii="Calibri" w:eastAsiaTheme="minorHAnsi" w:hAnsi="Calibri" w:cs="Calibri"/>
-            <w:i w:val="0"/>
-            <w:iCs w:val="0"/>
-            <w:sz w:val="20"/>
-            <w:szCs w:val="20"/>
-          </w:rPr>
-          <w:t>c</w:t>
-        </w:r>
-        <w:r>
-          <w:rPr>
-            <w:rStyle w:val="Hyperlink"/>
-            <w:rFonts w:ascii="Calibri" w:eastAsiaTheme="minorHAnsi" w:hAnsi="Calibri" w:cs="Calibri"/>
-            <w:i w:val="0"/>
-            <w:iCs w:val="0"/>
-            <w:sz w:val="20"/>
-            <w:szCs w:val="20"/>
-          </w:rPr>
-          <w:t>ademic-Calendar</w:t>
+          <w:t>https://registrar.tamu.edu/Academic-Calendar</w:t>
         </w:r>
       </w:hyperlink>
       <w:r>
@@ -5216,144 +5599,6 @@
                 <w:color w:val="000000"/>
               </w:rPr>
               <w:t>First day of Fall semester classes</w:t>
-            </w:r>
-          </w:p>
-        </w:tc>
-        <w:tc>
-          <w:tcPr>
-            <w:tcW w:w="1152" w:type="dxa"/>
-            <w:tcMar>
-              <w:top w:w="0" w:type="dxa"/>
-              <w:left w:w="58" w:type="dxa"/>
-              <w:bottom w:w="0" w:type="dxa"/>
-              <w:right w:w="58" w:type="dxa"/>
-            </w:tcMar>
-          </w:tcPr>
-          <w:p>
-            <w:pPr>
-              <w:rPr>
-                <w:rFonts w:eastAsia="Garamond" w:cstheme="minorHAnsi"/>
-                <w:color w:val="000000"/>
-              </w:rPr>
-            </w:pPr>
-            <w:r>
-              <w:rPr>
-                <w:rFonts w:eastAsia="Garamond" w:cstheme="minorHAnsi"/>
-                <w:color w:val="000000"/>
-              </w:rPr>
-              <w:t xml:space="preserve">• </w:t>
-            </w:r>
-            <w:r>
-              <w:rPr>
-                <w:rFonts w:eastAsia="Garamond" w:cstheme="minorHAnsi"/>
-                <w:b/>
-                <w:bCs/>
-                <w:color w:val="000000"/>
-              </w:rPr>
-              <w:t>Nov 2</w:t>
-            </w:r>
-            <w:r>
-              <w:rPr>
-                <w:rFonts w:eastAsia="Garamond" w:cstheme="minorHAnsi"/>
-                <w:b/>
-                <w:bCs/>
-                <w:color w:val="000000"/>
-              </w:rPr>
-              <w:t>5</w:t>
-            </w:r>
-          </w:p>
-        </w:tc>
-        <w:tc>
-          <w:tcPr>
-            <w:tcW w:w="3744" w:type="dxa"/>
-            <w:tcMar>
-              <w:top w:w="0" w:type="dxa"/>
-              <w:left w:w="58" w:type="dxa"/>
-              <w:bottom w:w="0" w:type="dxa"/>
-              <w:right w:w="58" w:type="dxa"/>
-            </w:tcMar>
-          </w:tcPr>
-          <w:p>
-            <w:pPr>
-              <w:rPr>
-                <w:rFonts w:eastAsia="Garamond" w:cstheme="minorHAnsi"/>
-                <w:b/>
-                <w:bCs/>
-                <w:color w:val="000000"/>
-              </w:rPr>
-            </w:pPr>
-            <w:r>
-              <w:rPr>
-                <w:rFonts w:eastAsia="Garamond" w:cstheme="minorHAnsi"/>
-                <w:b/>
-                <w:bCs/>
-                <w:color w:val="000000"/>
-              </w:rPr>
-              <w:t>Reading day, no classes</w:t>
-            </w:r>
-          </w:p>
-        </w:tc>
-      </w:tr>
-      <w:tr>
-        <w:trPr>
-          <w:trHeight w:val="20"/>
-        </w:trPr>
-        <w:tc>
-          <w:tcPr>
-            <w:tcW w:w="1152" w:type="dxa"/>
-            <w:tcMar>
-              <w:top w:w="0" w:type="dxa"/>
-              <w:left w:w="58" w:type="dxa"/>
-              <w:bottom w:w="0" w:type="dxa"/>
-              <w:right w:w="58" w:type="dxa"/>
-            </w:tcMar>
-          </w:tcPr>
-          <w:p>
-            <w:pPr>
-              <w:rPr>
-                <w:rFonts w:eastAsia="Garamond" w:cstheme="minorHAnsi"/>
-                <w:color w:val="000000"/>
-              </w:rPr>
-            </w:pPr>
-            <w:r>
-              <w:rPr>
-                <w:rFonts w:eastAsia="Garamond" w:cstheme="minorHAnsi"/>
-                <w:color w:val="000000"/>
-              </w:rPr>
-              <w:t>• Aug 2</w:t>
-            </w:r>
-            <w:r>
-              <w:rPr>
-                <w:rFonts w:eastAsia="Garamond" w:cstheme="minorHAnsi"/>
-                <w:color w:val="000000"/>
-              </w:rPr>
-              <w:t>8</w:t>
-            </w:r>
-          </w:p>
-        </w:tc>
-        <w:tc>
-          <w:tcPr>
-            <w:tcW w:w="4032" w:type="dxa"/>
-            <w:tcMar>
-              <w:top w:w="0" w:type="dxa"/>
-              <w:left w:w="58" w:type="dxa"/>
-              <w:bottom w:w="0" w:type="dxa"/>
-              <w:right w:w="58" w:type="dxa"/>
-            </w:tcMar>
-          </w:tcPr>
-          <w:p>
-            <w:pPr>
-              <w:rPr>
-                <w:rFonts w:eastAsia="Garamond" w:cstheme="minorHAnsi"/>
-                <w:color w:val="000000"/>
-              </w:rPr>
-            </w:pPr>
-            <w:r>
-              <w:rPr>
-                <w:rFonts w:eastAsia="Garamond" w:cstheme="minorHAnsi"/>
-                <w:color w:val="000000"/>
-              </w:rPr>
-              <w:t>Last day to add/drop courses for Fall semester</w:t>
             </w:r>
           </w:p>
         </w:tc>
@@ -5476,25 +5721,14 @@
                 <w:rFonts w:eastAsia="Garamond" w:cstheme="minorHAnsi"/>
                 <w:color w:val="000000"/>
               </w:rPr>
-              <w:t xml:space="preserve">• </w:t>
+              <w:t>• Aug 2</w:t>
             </w:r>
             <w:r>
               <w:rPr>
                 <w:rFonts w:eastAsia="Garamond" w:cstheme="minorHAnsi"/>
-                <w:b/>
-                <w:bCs/>
                 <w:color w:val="000000"/>
               </w:rPr>
-              <w:t xml:space="preserve">Sep </w:t>
-            </w:r>
-            <w:r>
-              <w:rPr>
-                <w:rFonts w:eastAsia="Garamond" w:cstheme="minorHAnsi"/>
-                <w:b/>
-                <w:bCs/>
-                <w:color w:val="000000"/>
-              </w:rPr>
-              <w:t>7</w:t>
+              <w:t>8</w:t>
             </w:r>
           </w:p>
         </w:tc>
@@ -5512,48 +5746,15 @@
             <w:pPr>
               <w:rPr>
                 <w:rFonts w:eastAsia="Garamond" w:cstheme="minorHAnsi"/>
-                <w:b/>
-                <w:bCs/>
                 <w:color w:val="000000"/>
               </w:rPr>
             </w:pPr>
-            <w:proofErr w:type="gramStart"/>
             <w:r>
               <w:rPr>
                 <w:rFonts w:eastAsia="Garamond" w:cstheme="minorHAnsi"/>
-                <w:b/>
-                <w:bCs/>
                 <w:color w:val="000000"/>
               </w:rPr>
-              <w:t xml:space="preserve">Labor </w:t>
-            </w:r>
-            <w:r>
-              <w:rPr>
-                <w:rFonts w:eastAsia="Garamond" w:cstheme="minorHAnsi"/>
-                <w:b/>
-                <w:bCs/>
-                <w:color w:val="000000"/>
-              </w:rPr>
-              <w:t>d</w:t>
-            </w:r>
-            <w:r>
-              <w:rPr>
-                <w:rFonts w:eastAsia="Garamond" w:cstheme="minorHAnsi"/>
-                <w:b/>
-                <w:bCs/>
-                <w:color w:val="000000"/>
-              </w:rPr>
-              <w:t>ay</w:t>
-            </w:r>
-            <w:proofErr w:type="gramEnd"/>
-            <w:r>
-              <w:rPr>
-                <w:rFonts w:eastAsia="Garamond" w:cstheme="minorHAnsi"/>
-                <w:b/>
-                <w:bCs/>
-                <w:color w:val="000000"/>
-              </w:rPr>
-              <w:t>, no classes</w:t>
+              <w:t>Last day to add/drop courses for Fall semester</w:t>
             </w:r>
           </w:p>
         </w:tc>
@@ -5604,6 +5805,8 @@
             <w:pPr>
               <w:rPr>
                 <w:rFonts w:eastAsia="Garamond" w:cstheme="minorHAnsi"/>
+                <w:b/>
+                <w:bCs/>
                 <w:color w:val="000000"/>
               </w:rPr>
             </w:pPr>
@@ -5643,7 +5846,25 @@
                 <w:rFonts w:eastAsia="Garamond" w:cstheme="minorHAnsi"/>
                 <w:color w:val="000000"/>
               </w:rPr>
-              <w:t>• Nov 16</w:t>
+              <w:t xml:space="preserve">• </w:t>
+            </w:r>
+            <w:r>
+              <w:rPr>
+                <w:rFonts w:eastAsia="Garamond" w:cstheme="minorHAnsi"/>
+                <w:b/>
+                <w:bCs/>
+                <w:color w:val="000000"/>
+              </w:rPr>
+              <w:t xml:space="preserve">Sep </w:t>
+            </w:r>
+            <w:r>
+              <w:rPr>
+                <w:rFonts w:eastAsia="Garamond" w:cstheme="minorHAnsi"/>
+                <w:b/>
+                <w:bCs/>
+                <w:color w:val="000000"/>
+              </w:rPr>
+              <w:t>7</w:t>
             </w:r>
           </w:p>
         </w:tc>
@@ -5673,7 +5894,25 @@
                 <w:bCs/>
                 <w:color w:val="000000"/>
               </w:rPr>
-              <w:t>Last day to Q-drop or to withdraw (by 5 PM)</w:t>
+              <w:t xml:space="preserve">Labor </w:t>
+            </w:r>
+            <w:r>
+              <w:rPr>
+                <w:rFonts w:eastAsia="Garamond" w:cstheme="minorHAnsi"/>
+                <w:b/>
+                <w:bCs/>
+                <w:color w:val="000000"/>
+              </w:rPr>
+              <w:t>d</w:t>
+            </w:r>
+            <w:r>
+              <w:rPr>
+                <w:rFonts w:eastAsia="Garamond" w:cstheme="minorHAnsi"/>
+                <w:b/>
+                <w:bCs/>
+                <w:color w:val="000000"/>
+              </w:rPr>
+              <w:t>ay, no classes</w:t>
             </w:r>
           </w:p>
         </w:tc>
@@ -5735,8 +5974,6 @@
             <w:pPr>
               <w:rPr>
                 <w:rFonts w:eastAsia="Garamond" w:cstheme="minorHAnsi"/>
-                <w:b/>
-                <w:bCs/>
                 <w:color w:val="000000"/>
               </w:rPr>
             </w:pPr>
@@ -5773,6 +6010,31 @@
                 <w:color w:val="000000"/>
               </w:rPr>
             </w:pPr>
+            <w:r>
+              <w:rPr>
+                <w:rFonts w:eastAsia="Garamond" w:cstheme="minorHAnsi"/>
+                <w:color w:val="000000"/>
+              </w:rPr>
+              <w:t xml:space="preserve">• </w:t>
+            </w:r>
+            <w:r>
+              <w:rPr>
+                <w:rFonts w:eastAsia="Garamond" w:cstheme="minorHAnsi"/>
+                <w:b/>
+                <w:bCs/>
+                <w:color w:val="000000"/>
+              </w:rPr>
+              <w:t>Nov 2</w:t>
+            </w:r>
+            <w:r>
+              <w:rPr>
+                <w:rFonts w:eastAsia="Garamond" w:cstheme="minorHAnsi"/>
+                <w:b/>
+                <w:bCs/>
+                <w:color w:val="000000"/>
+              </w:rPr>
+              <w:t>5</w:t>
+            </w:r>
           </w:p>
         </w:tc>
         <w:tc>
@@ -5789,9 +6051,20 @@
             <w:pPr>
               <w:rPr>
                 <w:rFonts w:eastAsia="Garamond" w:cstheme="minorHAnsi"/>
+                <w:b/>
+                <w:bCs/>
                 <w:color w:val="000000"/>
               </w:rPr>
             </w:pPr>
+            <w:r>
+              <w:rPr>
+                <w:rFonts w:eastAsia="Garamond" w:cstheme="minorHAnsi"/>
+                <w:b/>
+                <w:bCs/>
+                <w:color w:val="000000"/>
+              </w:rPr>
+              <w:t>Reading day, no classes</w:t>
+            </w:r>
           </w:p>
         </w:tc>
         <w:tc>
@@ -5855,6 +6128,8 @@
             <w:pPr>
               <w:rPr>
                 <w:rFonts w:eastAsia="Garamond" w:cstheme="minorHAnsi"/>
+                <w:b/>
+                <w:bCs/>
                 <w:color w:val="000000"/>
               </w:rPr>
             </w:pPr>
@@ -5948,7 +6223,7 @@
       <w:r>
         <w:t xml:space="preserve">For technical support contact </w:t>
       </w:r>
-      <w:hyperlink r:id="rId20" w:history="1">
+      <w:hyperlink r:id="rId21" w:history="1">
         <w:r>
           <w:rPr>
             <w:rStyle w:val="Hyperlink"/>
@@ -5997,7 +6272,7 @@
       <w:r>
         <w:t xml:space="preserve">Please refer to </w:t>
       </w:r>
-      <w:hyperlink r:id="rId21" w:history="1">
+      <w:hyperlink r:id="rId22" w:history="1">
         <w:r>
           <w:rPr>
             <w:rStyle w:val="Hyperlink"/>
@@ -6023,13 +6298,7 @@
         <w:rPr>
           <w:highlight w:val="yellow"/>
         </w:rPr>
-        <w:t xml:space="preserve"> </w:t>
-      </w:r>
-      <w:r>
-        <w:rPr>
-          <w:highlight w:val="yellow"/>
-        </w:rPr>
-        <w:t xml:space="preserve">If the student is absent for any reason, excused or unexcused, for an unreasonable amount of time during the semester, whether consecutive or cumulative, and those absences substantially prevent the student from completing required course activities that depend on in-person or synchronous attendance (e.g., laboratories, discussion sections, clinicals, studios, or other participation-based instructional activities) the student may receive a </w:t>
+        <w:t xml:space="preserve"> If the student is absent for any reason, excused or unexcused, for an unreasonable amount of time during the semester, whether consecutive or cumulative, and those absences substantially prevent the student from completing required course activities that depend on in-person or synchronous attendance (e.g., laboratories, discussion sections, clinicals, studios, or other participation-based instructional activities) the student may receive a </w:t>
       </w:r>
       <w:r>
         <w:rPr>
@@ -6051,15 +6320,7 @@
           <w:bCs/>
           <w:highlight w:val="yellow"/>
         </w:rPr>
-        <w:t>Total absences that exceed 20% of scheduled class meetings or required instructional activities are considered unreasonable</w:t>
-      </w:r>
-      <w:r>
-        <w:rPr>
-          <w:b/>
-          <w:bCs/>
-          <w:highlight w:val="yellow"/>
-        </w:rPr>
-        <w:t>.</w:t>
+        <w:t>Total absences that exceed 20% of scheduled class meetings or required instructional activities are considered unreasonable.</w:t>
       </w:r>
     </w:p>
     <w:p/>
@@ -6075,7 +6336,7 @@
       <w:r>
         <w:t xml:space="preserve">In accordance with Texas Education Code §51.911(b) and Texas A&amp;M Student Rule 7: Attendance, students shall be excused from attending classes or other required activities, including examinations, for the observance of a religious holy day, including travel for that purpose. For more information about excused absences due to religious holy days, please visit the </w:t>
       </w:r>
-      <w:hyperlink r:id="rId22" w:history="1">
+      <w:hyperlink r:id="rId23" w:history="1">
         <w:r>
           <w:rPr>
             <w:rStyle w:val="Hyperlink"/>
@@ -6107,52 +6368,28 @@
       <w:r>
         <w:t xml:space="preserve">Please refer to </w:t>
       </w:r>
-      <w:hyperlink r:id="rId23" w:history="1">
-        <w:r>
-          <w:rPr>
-            <w:rStyle w:val="Hyperlink"/>
-          </w:rPr>
-          <w:t>St</w:t>
-        </w:r>
-        <w:r>
-          <w:rPr>
-            <w:rStyle w:val="Hyperlink"/>
-          </w:rPr>
-          <w:t>u</w:t>
-        </w:r>
-        <w:r>
-          <w:rPr>
-            <w:rStyle w:val="Hyperlink"/>
-          </w:rPr>
-          <w:t>dent Rule 7</w:t>
-        </w:r>
-      </w:hyperlink>
-      <w:r>
-        <w:t xml:space="preserve"> in its entirety for information about makeup work, including definitions, and related documentation and timelines.</w:t>
-      </w:r>
-    </w:p>
-    <w:p>
-      <w:r>
-        <w:t>Absences related to Title IX of the Education Amendments of 1972 may necessitate a period of more than 30 days for make-up work, and the timeframe for make-up work should be agreed upon by the student and instructor” (</w:t>
-      </w:r>
       <w:hyperlink r:id="rId24" w:history="1">
         <w:r>
           <w:rPr>
             <w:rStyle w:val="Hyperlink"/>
           </w:rPr>
-          <w:t>Student R</w:t>
+          <w:t>Student Rule 7</w:t>
         </w:r>
+      </w:hyperlink>
+      <w:r>
+        <w:t xml:space="preserve"> in its entirety for information about makeup work, including definitions, and related documentation and timelines.</w:t>
+      </w:r>
+    </w:p>
+    <w:p>
+      <w:r>
+        <w:t>Absences related to Title IX of the Education Amendments of 1972 may necessitate a period of more than 30 days for make-up work, and the timeframe for make-up work should be agreed upon by the student and instructor” (</w:t>
+      </w:r>
+      <w:hyperlink r:id="rId25" w:history="1">
         <w:r>
           <w:rPr>
             <w:rStyle w:val="Hyperlink"/>
           </w:rPr>
-          <w:t>u</w:t>
-        </w:r>
-        <w:r>
-          <w:rPr>
-            <w:rStyle w:val="Hyperlink"/>
-          </w:rPr>
-          <w:t>le 7, Section 7.4.1</w:t>
+          <w:t>Student Rule 7, Section 7.4.1</w:t>
         </w:r>
       </w:hyperlink>
       <w:r>
@@ -6164,7 +6401,7 @@
       <w:r>
         <w:t>“The instructor is under no obligation to provide an opportunity for the student to make up work missed because of an unexcused absence” (</w:t>
       </w:r>
-      <w:hyperlink r:id="rId25" w:history="1">
+      <w:hyperlink r:id="rId26" w:history="1">
         <w:r>
           <w:rPr>
             <w:rStyle w:val="Hyperlink"/>
@@ -6179,9 +6416,10 @@
     <w:p/>
     <w:p>
       <w:r>
+        <w:lastRenderedPageBreak/>
         <w:t xml:space="preserve">Students who request an excused absence are expected to uphold the Aggie Honor Code and Student Conduct Code. (See </w:t>
       </w:r>
-      <w:hyperlink r:id="rId26" w:history="1">
+      <w:hyperlink r:id="rId27" w:history="1">
         <w:r>
           <w:rPr>
             <w:rStyle w:val="Hyperlink"/>
@@ -6236,7 +6474,7 @@
       <w:r>
         <w:t>“Texas A&amp;M University students are responsible for authenticating all work submitted to an instructor. If asked, students must be able to produce proof that the item submitted is indeed the work of that student. Students must keep appropriate records at all times. The inability to authenticate one’s work, should the instructor request it, may be sufficient grounds to initiate an academic misconduct case” (</w:t>
       </w:r>
-      <w:hyperlink r:id="rId27" w:history="1">
+      <w:hyperlink r:id="rId28" w:history="1">
         <w:r>
           <w:rPr>
             <w:rStyle w:val="Hyperlink"/>
@@ -6251,10 +6489,9 @@
     <w:p/>
     <w:p>
       <w:r>
-        <w:lastRenderedPageBreak/>
         <w:t xml:space="preserve">You can learn more about the Aggie Honor System Office Rules and Procedures, academic integrity, and your rights and responsibilities at </w:t>
       </w:r>
-      <w:hyperlink r:id="rId28" w:history="1">
+      <w:hyperlink r:id="rId29" w:history="1">
         <w:r>
           <w:rPr>
             <w:rStyle w:val="Hyperlink"/>
@@ -6293,7 +6530,7 @@
         </w:rPr>
         <w:t>According to the Texas A&amp;M University Definitions of Academic Misconduct, plagiarism is the appropriation of another person's ideas, processes, results or words without giving appropriate credit (</w:t>
       </w:r>
-      <w:hyperlink r:id="rId29" w:history="1">
+      <w:hyperlink r:id="rId30" w:history="1">
         <w:r>
           <w:rPr>
             <w:rStyle w:val="Emphasis"/>
@@ -6394,7 +6631,7 @@
         </w:rPr>
         <w:t xml:space="preserve">Such use of AI text generators in this manner could be considered plagiarism and cheating according to Student Rule 20. More information may also be found at </w:t>
       </w:r>
-      <w:hyperlink r:id="rId30" w:history="1">
+      <w:hyperlink r:id="rId31" w:history="1">
         <w:r>
           <w:rPr>
             <w:rStyle w:val="Emphasis"/>
@@ -6455,7 +6692,7 @@
         </w:rPr>
         <w:t xml:space="preserve"> the Student Services Building or at (979) 845-1637 or visit </w:t>
       </w:r>
-      <w:hyperlink r:id="rId31" w:history="1">
+      <w:hyperlink r:id="rId32" w:history="1">
         <w:r>
           <w:rPr>
             <w:rStyle w:val="Hyperlink"/>
@@ -6512,7 +6749,7 @@
         </w:rPr>
         <w:t xml:space="preserve"> </w:t>
       </w:r>
-      <w:hyperlink r:id="rId32" w:tgtFrame="_blank" w:history="1">
+      <w:hyperlink r:id="rId33" w:tgtFrame="_blank" w:history="1">
         <w:r>
           <w:rPr>
             <w:rStyle w:val="Hyperlink"/>
@@ -6561,9 +6798,10 @@
     <w:p/>
     <w:p>
       <w:r>
+        <w:lastRenderedPageBreak/>
         <w:t xml:space="preserve">Students wishing to discuss concerns related to mental and/or physical health in a confidential setting are encouraged to make an appointment with </w:t>
       </w:r>
-      <w:hyperlink r:id="rId33" w:tgtFrame="_blank" w:history="1">
+      <w:hyperlink r:id="rId34" w:tgtFrame="_blank" w:history="1">
         <w:r>
           <w:rPr>
             <w:rStyle w:val="Hyperlink"/>
@@ -6574,7 +6812,7 @@
       <w:r>
         <w:t xml:space="preserve"> or download the </w:t>
       </w:r>
-      <w:hyperlink r:id="rId34" w:tgtFrame="_blank" w:history="1">
+      <w:hyperlink r:id="rId35" w:tgtFrame="_blank" w:history="1">
         <w:r>
           <w:rPr>
             <w:rStyle w:val="Hyperlink"/>
@@ -6591,7 +6829,7 @@
       <w:r>
         <w:t xml:space="preserve">Students can learn more about filing a report, accessing supportive resources, and navigating the Title IX investigation and resolution process on the University’s </w:t>
       </w:r>
-      <w:hyperlink r:id="rId35" w:tgtFrame="_blank" w:history="1">
+      <w:hyperlink r:id="rId36" w:tgtFrame="_blank" w:history="1">
         <w:r>
           <w:rPr>
             <w:rStyle w:val="Hyperlink"/>
@@ -6620,13 +6858,9 @@
     </w:p>
     <w:p>
       <w:r>
-        <w:t xml:space="preserve">Texas A&amp;M University recognizes that mental health and wellness are critical factors influencing a student’s academic success and overall wellbeing. Students are encouraged to engage in healthy self-care practices by utilizing the resources and services </w:t>
-      </w:r>
-      <w:r>
-        <w:lastRenderedPageBreak/>
-        <w:t xml:space="preserve">available through </w:t>
-      </w:r>
-      <w:hyperlink r:id="rId36" w:tgtFrame="_blank" w:history="1">
+        <w:t xml:space="preserve">Texas A&amp;M University recognizes that mental health and wellness are critical factors influencing a student’s academic success and overall wellbeing. Students are encouraged to engage in healthy self-care practices by utilizing the resources and services available through </w:t>
+      </w:r>
+      <w:hyperlink r:id="rId37" w:tgtFrame="_blank" w:history="1">
         <w:r>
           <w:rPr>
             <w:rStyle w:val="Hyperlink"/>
@@ -6637,7 +6871,7 @@
       <w:r>
         <w:t xml:space="preserve">. The </w:t>
       </w:r>
-      <w:hyperlink r:id="rId37" w:tgtFrame="_blank" w:history="1">
+      <w:hyperlink r:id="rId38" w:tgtFrame="_blank" w:history="1">
         <w:r>
           <w:rPr>
             <w:rStyle w:val="Hyperlink"/>
@@ -6648,7 +6882,7 @@
       <w:r>
         <w:t xml:space="preserve"> app provides access to professional counseling in multiple languages anytime, anywhere by phone or chat, and the 988 Suicide &amp; Crisis Lifeline offers 24-hour emergency support at 988 or </w:t>
       </w:r>
-      <w:hyperlink r:id="rId38" w:history="1">
+      <w:hyperlink r:id="rId39" w:history="1">
         <w:r>
           <w:rPr>
             <w:rStyle w:val="Hyperlink"/>
@@ -6673,7 +6907,7 @@
       <w:r>
         <w:t xml:space="preserve">Texas A&amp;M provides reasonable accommodations to students due to pregnancy and/or related conditions, such as childbirth, recovery and lactation. Students should contact the University’s </w:t>
       </w:r>
-      <w:hyperlink r:id="rId39" w:history="1">
+      <w:hyperlink r:id="rId40" w:history="1">
         <w:r>
           <w:rPr>
             <w:rStyle w:val="Hyperlink"/>
@@ -6690,7 +6924,7 @@
       <w:r>
         <w:t xml:space="preserve">For information regarding pregnancy accommodations, email </w:t>
       </w:r>
-      <w:hyperlink r:id="rId40" w:history="1">
+      <w:hyperlink r:id="rId41" w:history="1">
         <w:r>
           <w:rPr>
             <w:rStyle w:val="Hyperlink"/>
@@ -6812,7 +7046,7 @@
       <w:r>
         <w:t xml:space="preserve"> Here "reinventing the wheel" is not busy work but a deliberate method for gaining insights, building confidence, and preparing for real-world innovation. Drawing inspiration from </w:t>
       </w:r>
-      <w:hyperlink r:id="rId41" w:history="1">
+      <w:hyperlink r:id="rId42" w:history="1">
         <w:r>
           <w:rPr>
             <w:rStyle w:val="Hyperlink"/>
@@ -6918,6 +7152,7 @@
         <w:rPr>
           <w:noProof/>
         </w:rPr>
+        <w:lastRenderedPageBreak/>
         <w:drawing>
           <wp:inline distT="0" distB="0" distL="0" distR="0" wp14:anchorId="38529C22" wp14:editId="0F61C198">
             <wp:extent cx="4846320" cy="2526052"/>
@@ -6934,7 +7169,7 @@
                     <pic:cNvPicPr/>
                   </pic:nvPicPr>
                   <pic:blipFill>
-                    <a:blip r:embed="rId42" cstate="print">
+                    <a:blip r:embed="rId43" cstate="print">
                       <a:extLst>
                         <a:ext uri="{28A0092B-C50C-407E-A947-70E740481C1C}">
                           <a14:useLocalDpi xmlns:a14="http://schemas.microsoft.com/office/drawing/2010/main" val="0"/>
@@ -7008,7 +7243,6 @@
         <w:pStyle w:val="Heading4"/>
       </w:pPr>
       <w:r>
-        <w:lastRenderedPageBreak/>
         <w:t>V-model</w:t>
       </w:r>
     </w:p>
@@ -7113,7 +7347,7 @@
                     <pic:cNvPicPr/>
                   </pic:nvPicPr>
                   <pic:blipFill>
-                    <a:blip r:embed="rId43" cstate="print">
+                    <a:blip r:embed="rId44" cstate="print">
                       <a:extLst>
                         <a:ext uri="{28A0092B-C50C-407E-A947-70E740481C1C}">
                           <a14:useLocalDpi xmlns:a14="http://schemas.microsoft.com/office/drawing/2010/main" val="0"/>
@@ -7234,7 +7468,14 @@
         <w:rPr>
           <w:u w:val="single"/>
         </w:rPr>
-        <w:t>Treat the charter as both a contract and a living reference</w:t>
+        <w:t xml:space="preserve">Treat the charter as both a contract </w:t>
+      </w:r>
+      <w:r>
+        <w:rPr>
+          <w:u w:val="single"/>
+        </w:rPr>
+        <w:lastRenderedPageBreak/>
+        <w:t>and a living reference</w:t>
       </w:r>
       <w:r>
         <w:t>; if conditions change, revise it formally rather than drifting informally.</w:t>
@@ -7558,7 +7799,6 @@
           <w:b/>
           <w:bCs/>
         </w:rPr>
-        <w:lastRenderedPageBreak/>
         <w:t>Deliverables</w:t>
       </w:r>
       <w:r>
@@ -12887,6 +13127,119 @@
     </w:lvl>
   </w:abstractNum>
   <w:abstractNum w:abstractNumId="32" w15:restartNumberingAfterBreak="0">
+    <w:nsid w:val="54911176"/>
+    <w:multiLevelType w:val="hybridMultilevel"/>
+    <w:tmpl w:val="00BEB3D4"/>
+    <w:lvl w:ilvl="0" w:tplc="04090001">
+      <w:start w:val="1"/>
+      <w:numFmt w:val="bullet"/>
+      <w:lvlText w:val=""/>
+      <w:lvlJc w:val="left"/>
+      <w:pPr>
+        <w:ind w:left="756" w:hanging="360"/>
+      </w:pPr>
+      <w:rPr>
+        <w:rFonts w:ascii="Symbol" w:hAnsi="Symbol" w:hint="default"/>
+      </w:rPr>
+    </w:lvl>
+    <w:lvl w:ilvl="1" w:tplc="04090003" w:tentative="1">
+      <w:start w:val="1"/>
+      <w:numFmt w:val="bullet"/>
+      <w:lvlText w:val="o"/>
+      <w:lvlJc w:val="left"/>
+      <w:pPr>
+        <w:ind w:left="1476" w:hanging="360"/>
+      </w:pPr>
+      <w:rPr>
+        <w:rFonts w:ascii="Courier New" w:hAnsi="Courier New" w:cs="Courier New" w:hint="default"/>
+      </w:rPr>
+    </w:lvl>
+    <w:lvl w:ilvl="2" w:tplc="04090005" w:tentative="1">
+      <w:start w:val="1"/>
+      <w:numFmt w:val="bullet"/>
+      <w:lvlText w:val=""/>
+      <w:lvlJc w:val="left"/>
+      <w:pPr>
+        <w:ind w:left="2196" w:hanging="360"/>
+      </w:pPr>
+      <w:rPr>
+        <w:rFonts w:ascii="Wingdings" w:hAnsi="Wingdings" w:hint="default"/>
+      </w:rPr>
+    </w:lvl>
+    <w:lvl w:ilvl="3" w:tplc="04090001" w:tentative="1">
+      <w:start w:val="1"/>
+      <w:numFmt w:val="bullet"/>
+      <w:lvlText w:val=""/>
+      <w:lvlJc w:val="left"/>
+      <w:pPr>
+        <w:ind w:left="2916" w:hanging="360"/>
+      </w:pPr>
+      <w:rPr>
+        <w:rFonts w:ascii="Symbol" w:hAnsi="Symbol" w:hint="default"/>
+      </w:rPr>
+    </w:lvl>
+    <w:lvl w:ilvl="4" w:tplc="04090003" w:tentative="1">
+      <w:start w:val="1"/>
+      <w:numFmt w:val="bullet"/>
+      <w:lvlText w:val="o"/>
+      <w:lvlJc w:val="left"/>
+      <w:pPr>
+        <w:ind w:left="3636" w:hanging="360"/>
+      </w:pPr>
+      <w:rPr>
+        <w:rFonts w:ascii="Courier New" w:hAnsi="Courier New" w:cs="Courier New" w:hint="default"/>
+      </w:rPr>
+    </w:lvl>
+    <w:lvl w:ilvl="5" w:tplc="04090005" w:tentative="1">
+      <w:start w:val="1"/>
+      <w:numFmt w:val="bullet"/>
+      <w:lvlText w:val=""/>
+      <w:lvlJc w:val="left"/>
+      <w:pPr>
+        <w:ind w:left="4356" w:hanging="360"/>
+      </w:pPr>
+      <w:rPr>
+        <w:rFonts w:ascii="Wingdings" w:hAnsi="Wingdings" w:hint="default"/>
+      </w:rPr>
+    </w:lvl>
+    <w:lvl w:ilvl="6" w:tplc="04090001" w:tentative="1">
+      <w:start w:val="1"/>
+      <w:numFmt w:val="bullet"/>
+      <w:lvlText w:val=""/>
+      <w:lvlJc w:val="left"/>
+      <w:pPr>
+        <w:ind w:left="5076" w:hanging="360"/>
+      </w:pPr>
+      <w:rPr>
+        <w:rFonts w:ascii="Symbol" w:hAnsi="Symbol" w:hint="default"/>
+      </w:rPr>
+    </w:lvl>
+    <w:lvl w:ilvl="7" w:tplc="04090003" w:tentative="1">
+      <w:start w:val="1"/>
+      <w:numFmt w:val="bullet"/>
+      <w:lvlText w:val="o"/>
+      <w:lvlJc w:val="left"/>
+      <w:pPr>
+        <w:ind w:left="5796" w:hanging="360"/>
+      </w:pPr>
+      <w:rPr>
+        <w:rFonts w:ascii="Courier New" w:hAnsi="Courier New" w:cs="Courier New" w:hint="default"/>
+      </w:rPr>
+    </w:lvl>
+    <w:lvl w:ilvl="8" w:tplc="04090005" w:tentative="1">
+      <w:start w:val="1"/>
+      <w:numFmt w:val="bullet"/>
+      <w:lvlText w:val=""/>
+      <w:lvlJc w:val="left"/>
+      <w:pPr>
+        <w:ind w:left="6516" w:hanging="360"/>
+      </w:pPr>
+      <w:rPr>
+        <w:rFonts w:ascii="Wingdings" w:hAnsi="Wingdings" w:hint="default"/>
+      </w:rPr>
+    </w:lvl>
+  </w:abstractNum>
+  <w:abstractNum w:abstractNumId="33" w15:restartNumberingAfterBreak="0">
     <w:nsid w:val="55D92840"/>
     <w:multiLevelType w:val="multilevel"/>
     <w:tmpl w:val="9072075A"/>
@@ -13035,7 +13388,7 @@
       </w:rPr>
     </w:lvl>
   </w:abstractNum>
-  <w:abstractNum w:abstractNumId="33" w15:restartNumberingAfterBreak="0">
+  <w:abstractNum w:abstractNumId="34" w15:restartNumberingAfterBreak="0">
     <w:nsid w:val="579400F5"/>
     <w:multiLevelType w:val="hybridMultilevel"/>
     <w:tmpl w:val="C972C8CC"/>
@@ -13147,7 +13500,7 @@
       </w:rPr>
     </w:lvl>
   </w:abstractNum>
-  <w:abstractNum w:abstractNumId="34" w15:restartNumberingAfterBreak="0">
+  <w:abstractNum w:abstractNumId="35" w15:restartNumberingAfterBreak="0">
     <w:nsid w:val="593B7EC9"/>
     <w:multiLevelType w:val="multilevel"/>
     <w:tmpl w:val="6F20BA68"/>
@@ -13296,7 +13649,7 @@
       </w:rPr>
     </w:lvl>
   </w:abstractNum>
-  <w:abstractNum w:abstractNumId="35" w15:restartNumberingAfterBreak="0">
+  <w:abstractNum w:abstractNumId="36" w15:restartNumberingAfterBreak="0">
     <w:nsid w:val="5A4D069C"/>
     <w:multiLevelType w:val="multilevel"/>
     <w:tmpl w:val="97A03B7E"/>
@@ -13445,7 +13798,7 @@
       </w:rPr>
     </w:lvl>
   </w:abstractNum>
-  <w:abstractNum w:abstractNumId="36" w15:restartNumberingAfterBreak="0">
+  <w:abstractNum w:abstractNumId="37" w15:restartNumberingAfterBreak="0">
     <w:nsid w:val="5C323F63"/>
     <w:multiLevelType w:val="multilevel"/>
     <w:tmpl w:val="1332E298"/>
@@ -13594,7 +13947,7 @@
       </w:rPr>
     </w:lvl>
   </w:abstractNum>
-  <w:abstractNum w:abstractNumId="37" w15:restartNumberingAfterBreak="0">
+  <w:abstractNum w:abstractNumId="38" w15:restartNumberingAfterBreak="0">
     <w:nsid w:val="5D182400"/>
     <w:multiLevelType w:val="multilevel"/>
     <w:tmpl w:val="B5BA3DE8"/>
@@ -13743,7 +14096,7 @@
       </w:rPr>
     </w:lvl>
   </w:abstractNum>
-  <w:abstractNum w:abstractNumId="38" w15:restartNumberingAfterBreak="0">
+  <w:abstractNum w:abstractNumId="39" w15:restartNumberingAfterBreak="0">
     <w:nsid w:val="5D1B1A32"/>
     <w:multiLevelType w:val="multilevel"/>
     <w:tmpl w:val="6BF07402"/>
@@ -13892,7 +14245,7 @@
       </w:rPr>
     </w:lvl>
   </w:abstractNum>
-  <w:abstractNum w:abstractNumId="39" w15:restartNumberingAfterBreak="0">
+  <w:abstractNum w:abstractNumId="40" w15:restartNumberingAfterBreak="0">
     <w:nsid w:val="5EF22274"/>
     <w:multiLevelType w:val="hybridMultilevel"/>
     <w:tmpl w:val="0A1641BA"/>
@@ -14005,7 +14358,7 @@
       </w:rPr>
     </w:lvl>
   </w:abstractNum>
-  <w:abstractNum w:abstractNumId="40" w15:restartNumberingAfterBreak="0">
+  <w:abstractNum w:abstractNumId="41" w15:restartNumberingAfterBreak="0">
     <w:nsid w:val="60F6139A"/>
     <w:multiLevelType w:val="multilevel"/>
     <w:tmpl w:val="55868B8E"/>
@@ -14154,7 +14507,7 @@
       </w:rPr>
     </w:lvl>
   </w:abstractNum>
-  <w:abstractNum w:abstractNumId="41" w15:restartNumberingAfterBreak="0">
+  <w:abstractNum w:abstractNumId="42" w15:restartNumberingAfterBreak="0">
     <w:nsid w:val="614D0F98"/>
     <w:multiLevelType w:val="multilevel"/>
     <w:tmpl w:val="C8DE9374"/>
@@ -14303,7 +14656,7 @@
       </w:rPr>
     </w:lvl>
   </w:abstractNum>
-  <w:abstractNum w:abstractNumId="42" w15:restartNumberingAfterBreak="0">
+  <w:abstractNum w:abstractNumId="43" w15:restartNumberingAfterBreak="0">
     <w:nsid w:val="625C37E3"/>
     <w:multiLevelType w:val="multilevel"/>
     <w:tmpl w:val="8BF0FC2A"/>
@@ -14452,7 +14805,7 @@
       </w:rPr>
     </w:lvl>
   </w:abstractNum>
-  <w:abstractNum w:abstractNumId="43" w15:restartNumberingAfterBreak="0">
+  <w:abstractNum w:abstractNumId="44" w15:restartNumberingAfterBreak="0">
     <w:nsid w:val="64A906DA"/>
     <w:multiLevelType w:val="hybridMultilevel"/>
     <w:tmpl w:val="F4E82112"/>
@@ -14565,7 +14918,7 @@
       </w:rPr>
     </w:lvl>
   </w:abstractNum>
-  <w:abstractNum w:abstractNumId="44" w15:restartNumberingAfterBreak="0">
+  <w:abstractNum w:abstractNumId="45" w15:restartNumberingAfterBreak="0">
     <w:nsid w:val="67A61909"/>
     <w:multiLevelType w:val="multilevel"/>
     <w:tmpl w:val="4454AB54"/>
@@ -14714,7 +15067,7 @@
       </w:rPr>
     </w:lvl>
   </w:abstractNum>
-  <w:abstractNum w:abstractNumId="45" w15:restartNumberingAfterBreak="0">
+  <w:abstractNum w:abstractNumId="46" w15:restartNumberingAfterBreak="0">
     <w:nsid w:val="68D80360"/>
     <w:multiLevelType w:val="hybridMultilevel"/>
     <w:tmpl w:val="5EE60C62"/>
@@ -14827,7 +15180,7 @@
       </w:rPr>
     </w:lvl>
   </w:abstractNum>
-  <w:abstractNum w:abstractNumId="46" w15:restartNumberingAfterBreak="0">
+  <w:abstractNum w:abstractNumId="47" w15:restartNumberingAfterBreak="0">
     <w:nsid w:val="693E4277"/>
     <w:multiLevelType w:val="multilevel"/>
     <w:tmpl w:val="2144AE52"/>
@@ -14976,7 +15329,7 @@
       </w:rPr>
     </w:lvl>
   </w:abstractNum>
-  <w:abstractNum w:abstractNumId="47" w15:restartNumberingAfterBreak="0">
+  <w:abstractNum w:abstractNumId="48" w15:restartNumberingAfterBreak="0">
     <w:nsid w:val="69621E39"/>
     <w:multiLevelType w:val="multilevel"/>
     <w:tmpl w:val="4DBA57B6"/>
@@ -15125,7 +15478,7 @@
       </w:rPr>
     </w:lvl>
   </w:abstractNum>
-  <w:abstractNum w:abstractNumId="48" w15:restartNumberingAfterBreak="0">
+  <w:abstractNum w:abstractNumId="49" w15:restartNumberingAfterBreak="0">
     <w:nsid w:val="6D1917A2"/>
     <w:multiLevelType w:val="multilevel"/>
     <w:tmpl w:val="96C46A74"/>
@@ -15274,7 +15627,7 @@
       </w:rPr>
     </w:lvl>
   </w:abstractNum>
-  <w:abstractNum w:abstractNumId="49" w15:restartNumberingAfterBreak="0">
+  <w:abstractNum w:abstractNumId="50" w15:restartNumberingAfterBreak="0">
     <w:nsid w:val="6E382F19"/>
     <w:multiLevelType w:val="multilevel"/>
     <w:tmpl w:val="30F45DE2"/>
@@ -15423,7 +15776,7 @@
       </w:rPr>
     </w:lvl>
   </w:abstractNum>
-  <w:abstractNum w:abstractNumId="50" w15:restartNumberingAfterBreak="0">
+  <w:abstractNum w:abstractNumId="51" w15:restartNumberingAfterBreak="0">
     <w:nsid w:val="712279AC"/>
     <w:multiLevelType w:val="multilevel"/>
     <w:tmpl w:val="3B48C362"/>
@@ -15572,7 +15925,7 @@
       </w:rPr>
     </w:lvl>
   </w:abstractNum>
-  <w:abstractNum w:abstractNumId="51" w15:restartNumberingAfterBreak="0">
+  <w:abstractNum w:abstractNumId="52" w15:restartNumberingAfterBreak="0">
     <w:nsid w:val="712C65D1"/>
     <w:multiLevelType w:val="multilevel"/>
     <w:tmpl w:val="AF888F16"/>
@@ -15721,7 +16074,7 @@
       </w:rPr>
     </w:lvl>
   </w:abstractNum>
-  <w:abstractNum w:abstractNumId="52" w15:restartNumberingAfterBreak="0">
+  <w:abstractNum w:abstractNumId="53" w15:restartNumberingAfterBreak="0">
     <w:nsid w:val="74D0154D"/>
     <w:multiLevelType w:val="multilevel"/>
     <w:tmpl w:val="C8A62D78"/>
@@ -15870,7 +16223,7 @@
       </w:rPr>
     </w:lvl>
   </w:abstractNum>
-  <w:abstractNum w:abstractNumId="53" w15:restartNumberingAfterBreak="0">
+  <w:abstractNum w:abstractNumId="54" w15:restartNumberingAfterBreak="0">
     <w:nsid w:val="79D53CD5"/>
     <w:multiLevelType w:val="hybridMultilevel"/>
     <w:tmpl w:val="EB746EEE"/>
@@ -15983,7 +16336,7 @@
       </w:rPr>
     </w:lvl>
   </w:abstractNum>
-  <w:abstractNum w:abstractNumId="54" w15:restartNumberingAfterBreak="0">
+  <w:abstractNum w:abstractNumId="55" w15:restartNumberingAfterBreak="0">
     <w:nsid w:val="7A1672CD"/>
     <w:multiLevelType w:val="multilevel"/>
     <w:tmpl w:val="D214E60C"/>
@@ -16132,7 +16485,7 @@
       </w:rPr>
     </w:lvl>
   </w:abstractNum>
-  <w:abstractNum w:abstractNumId="55" w15:restartNumberingAfterBreak="0">
+  <w:abstractNum w:abstractNumId="56" w15:restartNumberingAfterBreak="0">
     <w:nsid w:val="7E734474"/>
     <w:multiLevelType w:val="multilevel"/>
     <w:tmpl w:val="BF909872"/>
@@ -16281,7 +16634,7 @@
       </w:rPr>
     </w:lvl>
   </w:abstractNum>
-  <w:abstractNum w:abstractNumId="56" w15:restartNumberingAfterBreak="0">
+  <w:abstractNum w:abstractNumId="57" w15:restartNumberingAfterBreak="0">
     <w:nsid w:val="7ECE69A6"/>
     <w:multiLevelType w:val="multilevel"/>
     <w:tmpl w:val="96B8AB9E"/>
@@ -16434,13 +16787,13 @@
     <w:abstractNumId w:val="23"/>
   </w:num>
   <w:num w:numId="2" w16cid:durableId="543256449">
-    <w:abstractNumId w:val="43"/>
+    <w:abstractNumId w:val="44"/>
   </w:num>
   <w:num w:numId="3" w16cid:durableId="1174146937">
     <w:abstractNumId w:val="12"/>
   </w:num>
   <w:num w:numId="4" w16cid:durableId="1457144548">
-    <w:abstractNumId w:val="33"/>
+    <w:abstractNumId w:val="34"/>
   </w:num>
   <w:num w:numId="5" w16cid:durableId="207911325">
     <w:abstractNumId w:val="29"/>
@@ -16449,7 +16802,7 @@
     <w:abstractNumId w:val="20"/>
   </w:num>
   <w:num w:numId="7" w16cid:durableId="1303270638">
-    <w:abstractNumId w:val="45"/>
+    <w:abstractNumId w:val="46"/>
   </w:num>
   <w:num w:numId="8" w16cid:durableId="1628316331">
     <w:abstractNumId w:val="24"/>
@@ -16461,10 +16814,10 @@
     <w:abstractNumId w:val="1"/>
   </w:num>
   <w:num w:numId="11" w16cid:durableId="1056970335">
-    <w:abstractNumId w:val="39"/>
+    <w:abstractNumId w:val="40"/>
   </w:num>
   <w:num w:numId="12" w16cid:durableId="1999574286">
-    <w:abstractNumId w:val="53"/>
+    <w:abstractNumId w:val="54"/>
   </w:num>
   <w:num w:numId="13" w16cid:durableId="1666517898">
     <w:abstractNumId w:val="21"/>
@@ -16473,10 +16826,10 @@
     <w:abstractNumId w:val="22"/>
   </w:num>
   <w:num w:numId="15" w16cid:durableId="1591621445">
-    <w:abstractNumId w:val="55"/>
+    <w:abstractNumId w:val="56"/>
   </w:num>
   <w:num w:numId="16" w16cid:durableId="2082101093">
-    <w:abstractNumId w:val="46"/>
+    <w:abstractNumId w:val="47"/>
   </w:num>
   <w:num w:numId="17" w16cid:durableId="399982741">
     <w:abstractNumId w:val="4"/>
@@ -16485,7 +16838,7 @@
     <w:abstractNumId w:val="31"/>
   </w:num>
   <w:num w:numId="19" w16cid:durableId="635991985">
-    <w:abstractNumId w:val="37"/>
+    <w:abstractNumId w:val="38"/>
   </w:num>
   <w:num w:numId="20" w16cid:durableId="144132375">
     <w:abstractNumId w:val="9"/>
@@ -16494,10 +16847,10 @@
     <w:abstractNumId w:val="17"/>
   </w:num>
   <w:num w:numId="22" w16cid:durableId="1023820923">
-    <w:abstractNumId w:val="47"/>
+    <w:abstractNumId w:val="48"/>
   </w:num>
   <w:num w:numId="23" w16cid:durableId="1770924675">
-    <w:abstractNumId w:val="51"/>
+    <w:abstractNumId w:val="52"/>
   </w:num>
   <w:num w:numId="24" w16cid:durableId="1417360905">
     <w:abstractNumId w:val="3"/>
@@ -16512,10 +16865,10 @@
     <w:abstractNumId w:val="26"/>
   </w:num>
   <w:num w:numId="28" w16cid:durableId="7413824">
-    <w:abstractNumId w:val="54"/>
+    <w:abstractNumId w:val="55"/>
   </w:num>
   <w:num w:numId="29" w16cid:durableId="1218320767">
-    <w:abstractNumId w:val="42"/>
+    <w:abstractNumId w:val="43"/>
   </w:num>
   <w:num w:numId="30" w16cid:durableId="1380785147">
     <w:abstractNumId w:val="30"/>
@@ -16527,13 +16880,13 @@
     <w:abstractNumId w:val="7"/>
   </w:num>
   <w:num w:numId="33" w16cid:durableId="247615285">
+    <w:abstractNumId w:val="50"/>
+  </w:num>
+  <w:num w:numId="34" w16cid:durableId="1113137089">
     <w:abstractNumId w:val="49"/>
   </w:num>
-  <w:num w:numId="34" w16cid:durableId="1113137089">
-    <w:abstractNumId w:val="48"/>
-  </w:num>
   <w:num w:numId="35" w16cid:durableId="819887920">
-    <w:abstractNumId w:val="40"/>
+    <w:abstractNumId w:val="41"/>
   </w:num>
   <w:num w:numId="36" w16cid:durableId="1331372804">
     <w:abstractNumId w:val="14"/>
@@ -16542,7 +16895,7 @@
     <w:abstractNumId w:val="2"/>
   </w:num>
   <w:num w:numId="38" w16cid:durableId="1486556417">
-    <w:abstractNumId w:val="34"/>
+    <w:abstractNumId w:val="35"/>
   </w:num>
   <w:num w:numId="39" w16cid:durableId="1807967943">
     <w:abstractNumId w:val="5"/>
@@ -16554,7 +16907,7 @@
     <w:abstractNumId w:val="8"/>
   </w:num>
   <w:num w:numId="42" w16cid:durableId="1969509042">
-    <w:abstractNumId w:val="38"/>
+    <w:abstractNumId w:val="39"/>
   </w:num>
   <w:num w:numId="43" w16cid:durableId="180517052">
     <w:abstractNumId w:val="16"/>
@@ -16563,19 +16916,19 @@
     <w:abstractNumId w:val="10"/>
   </w:num>
   <w:num w:numId="45" w16cid:durableId="753089273">
-    <w:abstractNumId w:val="32"/>
+    <w:abstractNumId w:val="33"/>
   </w:num>
   <w:num w:numId="46" w16cid:durableId="1707832727">
     <w:abstractNumId w:val="11"/>
   </w:num>
   <w:num w:numId="47" w16cid:durableId="354356403">
-    <w:abstractNumId w:val="50"/>
+    <w:abstractNumId w:val="51"/>
   </w:num>
   <w:num w:numId="48" w16cid:durableId="887300246">
-    <w:abstractNumId w:val="41"/>
+    <w:abstractNumId w:val="42"/>
   </w:num>
   <w:num w:numId="49" w16cid:durableId="1100102066">
-    <w:abstractNumId w:val="36"/>
+    <w:abstractNumId w:val="37"/>
   </w:num>
   <w:num w:numId="50" w16cid:durableId="2031642846">
     <w:abstractNumId w:val="18"/>
@@ -16584,22 +16937,25 @@
     <w:abstractNumId w:val="28"/>
   </w:num>
   <w:num w:numId="52" w16cid:durableId="1060712457">
-    <w:abstractNumId w:val="56"/>
+    <w:abstractNumId w:val="57"/>
   </w:num>
   <w:num w:numId="53" w16cid:durableId="1529415872">
-    <w:abstractNumId w:val="52"/>
+    <w:abstractNumId w:val="53"/>
   </w:num>
   <w:num w:numId="54" w16cid:durableId="840507711">
-    <w:abstractNumId w:val="44"/>
+    <w:abstractNumId w:val="45"/>
   </w:num>
   <w:num w:numId="55" w16cid:durableId="1724911121">
     <w:abstractNumId w:val="6"/>
   </w:num>
   <w:num w:numId="56" w16cid:durableId="1463421333">
-    <w:abstractNumId w:val="35"/>
+    <w:abstractNumId w:val="36"/>
   </w:num>
   <w:num w:numId="57" w16cid:durableId="690380769">
     <w:abstractNumId w:val="27"/>
+  </w:num>
+  <w:num w:numId="58" w16cid:durableId="1810324287">
+    <w:abstractNumId w:val="32"/>
   </w:num>
   <w:numIdMacAtCleanup w:val="57"/>
 </w:numbering>

--- a/DAEN459F26/Syllabus DAEN 459 - Fall 2026.docx
+++ b/DAEN459F26/Syllabus DAEN 459 - Fall 2026.docx
@@ -81,7 +81,19 @@
         </w:tabs>
       </w:pPr>
       <w:r>
-        <w:t xml:space="preserve">Time: </w:t>
+        <w:t>Time</w:t>
+      </w:r>
+      <w:r>
+        <w:t xml:space="preserve"> /</w:t>
+      </w:r>
+      <w:r>
+        <w:t xml:space="preserve"> </w:t>
+      </w:r>
+      <w:r>
+        <w:t>Location</w:t>
+      </w:r>
+      <w:r>
+        <w:t xml:space="preserve">: </w:t>
       </w:r>
       <w:r>
         <w:tab/>
@@ -141,98 +153,7 @@
         <w:rPr>
           <w:rFonts w:cs="Calibri"/>
         </w:rPr>
-        <w:t xml:space="preserve">, </w:t>
-      </w:r>
-      <w:r>
-        <w:rPr>
-          <w:rFonts w:cs="Calibri"/>
-        </w:rPr>
-        <w:tab/>
-      </w:r>
-      <w:r>
-        <w:rPr>
-          <w:rFonts w:cs="Calibri"/>
-        </w:rPr>
-        <w:t>F</w:t>
-      </w:r>
-      <w:r>
-        <w:rPr>
-          <w:rFonts w:cs="Calibri"/>
-        </w:rPr>
-        <w:t xml:space="preserve"> </w:t>
-      </w:r>
-      <w:r>
-        <w:rPr>
-          <w:rFonts w:cs="Calibri"/>
-        </w:rPr>
-        <w:t>9</w:t>
-      </w:r>
-      <w:r>
-        <w:rPr>
-          <w:rFonts w:cs="Calibri"/>
-        </w:rPr>
-        <w:t>:</w:t>
-      </w:r>
-      <w:r>
-        <w:rPr>
-          <w:rFonts w:cs="Calibri"/>
-        </w:rPr>
-        <w:t>1</w:t>
-      </w:r>
-      <w:r>
-        <w:rPr>
-          <w:rFonts w:cs="Calibri"/>
-        </w:rPr>
-        <w:t>0-</w:t>
-      </w:r>
-      <w:r>
-        <w:rPr>
-          <w:rFonts w:cs="Calibri"/>
-        </w:rPr>
-        <w:t>11</w:t>
-      </w:r>
-      <w:r>
-        <w:rPr>
-          <w:rFonts w:cs="Calibri"/>
-        </w:rPr>
-        <w:t>:</w:t>
-      </w:r>
-      <w:r>
-        <w:rPr>
-          <w:rFonts w:cs="Calibri"/>
-        </w:rPr>
-        <w:t>1</w:t>
-      </w:r>
-      <w:r>
-        <w:rPr>
-          <w:rFonts w:cs="Calibri"/>
-        </w:rPr>
-        <w:t xml:space="preserve">0 </w:t>
-      </w:r>
-      <w:r>
-        <w:rPr>
-          <w:rFonts w:cs="Calibri"/>
-        </w:rPr>
-        <w:t>A</w:t>
-      </w:r>
-      <w:r>
-        <w:rPr>
-          <w:rFonts w:cs="Calibri"/>
-        </w:rPr>
-        <w:t>M</w:t>
-      </w:r>
-    </w:p>
-    <w:p>
-      <w:pPr>
-        <w:tabs>
-          <w:tab w:val="left" w:pos="1440"/>
-        </w:tabs>
-      </w:pPr>
-      <w:r>
-        <w:t>Location:</w:t>
-      </w:r>
-      <w:r>
-        <w:tab/>
+        <w:t xml:space="preserve"> / </w:t>
       </w:r>
       <w:hyperlink r:id="rId8" w:history="1">
         <w:r>
@@ -265,7 +186,79 @@
         <w:rPr>
           <w:rFonts w:cs="Calibri"/>
         </w:rPr>
-        <w:tab/>
+        <w:t>F</w:t>
+      </w:r>
+      <w:r>
+        <w:rPr>
+          <w:rFonts w:cs="Calibri"/>
+        </w:rPr>
+        <w:t xml:space="preserve"> </w:t>
+      </w:r>
+      <w:r>
+        <w:rPr>
+          <w:rFonts w:cs="Calibri"/>
+        </w:rPr>
+        <w:t>9</w:t>
+      </w:r>
+      <w:r>
+        <w:rPr>
+          <w:rFonts w:cs="Calibri"/>
+        </w:rPr>
+        <w:t>:</w:t>
+      </w:r>
+      <w:r>
+        <w:rPr>
+          <w:rFonts w:cs="Calibri"/>
+        </w:rPr>
+        <w:t>1</w:t>
+      </w:r>
+      <w:r>
+        <w:rPr>
+          <w:rFonts w:cs="Calibri"/>
+        </w:rPr>
+        <w:t>0-</w:t>
+      </w:r>
+      <w:r>
+        <w:rPr>
+          <w:rFonts w:cs="Calibri"/>
+        </w:rPr>
+        <w:t>11</w:t>
+      </w:r>
+      <w:r>
+        <w:rPr>
+          <w:rFonts w:cs="Calibri"/>
+        </w:rPr>
+        <w:t>:</w:t>
+      </w:r>
+      <w:r>
+        <w:rPr>
+          <w:rFonts w:cs="Calibri"/>
+        </w:rPr>
+        <w:t>1</w:t>
+      </w:r>
+      <w:r>
+        <w:rPr>
+          <w:rFonts w:cs="Calibri"/>
+        </w:rPr>
+        <w:t xml:space="preserve">0 </w:t>
+      </w:r>
+      <w:r>
+        <w:rPr>
+          <w:rFonts w:cs="Calibri"/>
+        </w:rPr>
+        <w:t>A</w:t>
+      </w:r>
+      <w:r>
+        <w:rPr>
+          <w:rFonts w:cs="Calibri"/>
+        </w:rPr>
+        <w:t>M</w:t>
+      </w:r>
+      <w:r>
+        <w:rPr>
+          <w:rFonts w:cs="Calibri"/>
+        </w:rPr>
+        <w:t xml:space="preserve"> / </w:t>
       </w:r>
       <w:hyperlink r:id="rId9" w:history="1">
         <w:r>
@@ -917,10 +910,10 @@
         <w:t xml:space="preserve">This course offers you a unique learning experience.  </w:t>
       </w:r>
       <w:r>
-        <w:t>We</w:t>
-      </w:r>
-      <w:r>
-        <w:t xml:space="preserve"> are always especially excited to teach this course, here is why:</w:t>
+        <w:t>I am</w:t>
+      </w:r>
+      <w:r>
+        <w:t xml:space="preserve"> always especially excited to teach this course, here is why:</w:t>
       </w:r>
     </w:p>
     <w:p>
@@ -939,13 +932,34 @@
         <w:t>You finally get to combine everything that you have learned throughout your entire undergraduate curriculum</w:t>
       </w:r>
       <w:r>
-        <w:t xml:space="preserve">. This not only includes the </w:t>
-      </w:r>
-      <w:r>
-        <w:t>data engineering</w:t>
-      </w:r>
-      <w:r>
-        <w:t xml:space="preserve"> skills you have gained, but also the professional, cultural, and communication skills that you have developed.</w:t>
+        <w:t xml:space="preserve">. This not only includes the data engineering skills you have gained, but also the </w:t>
+      </w:r>
+      <w:r>
+        <w:rPr>
+          <w:u w:val="single"/>
+        </w:rPr>
+        <w:t>professional</w:t>
+      </w:r>
+      <w:r>
+        <w:t xml:space="preserve">, </w:t>
+      </w:r>
+      <w:r>
+        <w:rPr>
+          <w:u w:val="single"/>
+        </w:rPr>
+        <w:t>cultural</w:t>
+      </w:r>
+      <w:r>
+        <w:t xml:space="preserve">, and </w:t>
+      </w:r>
+      <w:r>
+        <w:rPr>
+          <w:u w:val="single"/>
+        </w:rPr>
+        <w:t>communication</w:t>
+      </w:r>
+      <w:r>
+        <w:t xml:space="preserve"> skills that you have developed.</w:t>
       </w:r>
     </w:p>
     <w:p>
@@ -964,13 +978,23 @@
         <w:t>This is an opportunity for you to try to solve a problem that matters to you</w:t>
       </w:r>
       <w:r>
-        <w:t xml:space="preserve">. This course gives you a lot of freedom and choice in </w:t>
-      </w:r>
-      <w:proofErr w:type="gramStart"/>
+        <w:t xml:space="preserve">. This course gives you </w:t>
+      </w:r>
+      <w:r>
+        <w:rPr>
+          <w:u w:val="single"/>
+        </w:rPr>
+        <w:t>a lot of freedom</w:t>
+      </w:r>
+      <w:r>
+        <w:t xml:space="preserve"> and choice in </w:t>
+      </w:r>
       <w:r>
         <w:t>a</w:t>
       </w:r>
-      <w:proofErr w:type="gramEnd"/>
+      <w:r>
+        <w:t>n</w:t>
+      </w:r>
       <w:r>
         <w:t xml:space="preserve"> extensive</w:t>
       </w:r>
@@ -994,7 +1018,16 @@
         <w:t>Building a system from start to finish is fun and rewarding</w:t>
       </w:r>
       <w:r>
-        <w:t>. Students often tell me that this was the greatest experience of their entire college career.</w:t>
+        <w:t xml:space="preserve">. Students often tell me that this was the </w:t>
+      </w:r>
+      <w:r>
+        <w:rPr>
+          <w:u w:val="single"/>
+        </w:rPr>
+        <w:t>greatest experience</w:t>
+      </w:r>
+      <w:r>
+        <w:t xml:space="preserve"> of their entire college career.</w:t>
       </w:r>
     </w:p>
     <w:p>
@@ -1032,7 +1065,16 @@
         <w:t>Every semester is different, every team is different, every solution is different</w:t>
       </w:r>
       <w:r>
-        <w:t>. There is always something new to learn and innovate.</w:t>
+        <w:t xml:space="preserve">. There is always </w:t>
+      </w:r>
+      <w:r>
+        <w:rPr>
+          <w:u w:val="single"/>
+        </w:rPr>
+        <w:t>something new</w:t>
+      </w:r>
+      <w:r>
+        <w:t xml:space="preserve"> to learn and innovate.</w:t>
       </w:r>
     </w:p>
     <w:p>
@@ -1048,11 +1090,13 @@
           <w:b/>
           <w:bCs/>
         </w:rPr>
-        <w:lastRenderedPageBreak/>
         <w:t>Smaller class sizes and weekly meetings allow you to connect</w:t>
       </w:r>
       <w:r>
         <w:t xml:space="preserve"> with your classmates and your instructor</w:t>
+      </w:r>
+      <w:r>
+        <w:t>(s)</w:t>
       </w:r>
       <w:r>
         <w:t>.</w:t>
@@ -1138,7 +1182,16 @@
         </w:numPr>
       </w:pPr>
       <w:r>
-        <w:t>Contribute actively to your team with clear communication, accountability, and collaboration</w:t>
+        <w:t xml:space="preserve">Contribute </w:t>
+      </w:r>
+      <w:r>
+        <w:rPr>
+          <w:u w:val="single"/>
+        </w:rPr>
+        <w:t>actively</w:t>
+      </w:r>
+      <w:r>
+        <w:t xml:space="preserve"> to your team with clear communication, accountability, and collaboration</w:t>
       </w:r>
       <w:r>
         <w:t>,</w:t>
@@ -1152,7 +1205,16 @@
         </w:numPr>
       </w:pPr>
       <w:r>
-        <w:t>Attend all meetings, meet deadlines</w:t>
+        <w:t xml:space="preserve">Attend </w:t>
+      </w:r>
+      <w:r>
+        <w:rPr>
+          <w:u w:val="single"/>
+        </w:rPr>
+        <w:t>all</w:t>
+      </w:r>
+      <w:r>
+        <w:t xml:space="preserve"> meetings, meet deadlines</w:t>
       </w:r>
       <w:r>
         <w:t xml:space="preserve">, </w:t>
@@ -1161,7 +1223,13 @@
         <w:t>contribute to team decisions</w:t>
       </w:r>
       <w:r>
-        <w:t>, and resolve conflicts professionally</w:t>
+        <w:t xml:space="preserve">, and resolve conflicts </w:t>
+      </w:r>
+      <w:r>
+        <w:rPr>
+          <w:u w:val="single"/>
+        </w:rPr>
+        <w:t>professionally</w:t>
       </w:r>
       <w:r>
         <w:t>,</w:t>
@@ -1432,25 +1500,100 @@
           <w:rPr>
             <w:rStyle w:val="Hyperlink"/>
           </w:rPr>
-          <w:t xml:space="preserve">. </w:t>
+          <w:t>. D. Norman (2013)</w:t>
+        </w:r>
+      </w:hyperlink>
+    </w:p>
+    <w:p>
+      <w:pPr>
+        <w:pStyle w:val="ListParagraph"/>
+        <w:numPr>
+          <w:ilvl w:val="0"/>
+          <w:numId w:val="4"/>
+        </w:numPr>
+      </w:pPr>
+      <w:hyperlink r:id="rId14" w:history="1">
+        <w:r>
+          <w:rPr>
+            <w:rStyle w:val="Hyperlink"/>
+            <w:b/>
+            <w:bCs/>
+          </w:rPr>
+          <w:t xml:space="preserve">Universal </w:t>
+        </w:r>
+        <w:r>
+          <w:rPr>
+            <w:rStyle w:val="Hyperlink"/>
+            <w:b/>
+            <w:bCs/>
+          </w:rPr>
+          <w:t>P</w:t>
+        </w:r>
+        <w:r>
+          <w:rPr>
+            <w:rStyle w:val="Hyperlink"/>
+            <w:b/>
+            <w:bCs/>
+          </w:rPr>
+          <w:t xml:space="preserve">rinciples of </w:t>
+        </w:r>
+        <w:r>
+          <w:rPr>
+            <w:rStyle w:val="Hyperlink"/>
+            <w:b/>
+            <w:bCs/>
+          </w:rPr>
+          <w:t>D</w:t>
+        </w:r>
+        <w:r>
+          <w:rPr>
+            <w:rStyle w:val="Hyperlink"/>
+            <w:b/>
+            <w:bCs/>
+          </w:rPr>
+          <w:t>esign</w:t>
         </w:r>
         <w:r>
           <w:rPr>
             <w:rStyle w:val="Hyperlink"/>
           </w:rPr>
-          <w:t>D.</w:t>
+          <w:t>. W.</w:t>
         </w:r>
         <w:r>
           <w:rPr>
             <w:rStyle w:val="Hyperlink"/>
           </w:rPr>
-          <w:t xml:space="preserve"> Norman</w:t>
+          <w:t xml:space="preserve"> Lidwell, </w:t>
         </w:r>
         <w:r>
           <w:rPr>
             <w:rStyle w:val="Hyperlink"/>
           </w:rPr>
-          <w:t xml:space="preserve"> (2013)</w:t>
+          <w:t>K.</w:t>
+        </w:r>
+        <w:r>
+          <w:rPr>
+            <w:rStyle w:val="Hyperlink"/>
+          </w:rPr>
+          <w:t xml:space="preserve"> Holden, </w:t>
+        </w:r>
+        <w:r>
+          <w:rPr>
+            <w:rStyle w:val="Hyperlink"/>
+          </w:rPr>
+          <w:t>J.</w:t>
+        </w:r>
+        <w:r>
+          <w:rPr>
+            <w:rStyle w:val="Hyperlink"/>
+          </w:rPr>
+          <w:t xml:space="preserve"> Butler</w:t>
+        </w:r>
+        <w:r>
+          <w:rPr>
+            <w:rStyle w:val="Hyperlink"/>
+          </w:rPr>
+          <w:t xml:space="preserve"> (2023)</w:t>
         </w:r>
       </w:hyperlink>
     </w:p>
@@ -1462,7 +1605,44 @@
           <w:numId w:val="4"/>
         </w:numPr>
       </w:pPr>
-      <w:hyperlink r:id="rId14" w:history="1">
+      <w:hyperlink r:id="rId15" w:history="1">
+        <w:r>
+          <w:rPr>
+            <w:rStyle w:val="Hyperlink"/>
+            <w:b/>
+            <w:bCs/>
+          </w:rPr>
+          <w:t>Tragic Design: The Impact of Bad Product Design and How to Fix It</w:t>
+        </w:r>
+        <w:r>
+          <w:rPr>
+            <w:rStyle w:val="Hyperlink"/>
+          </w:rPr>
+          <w:t>. J. Shariat, C. Savard Saucier (</w:t>
+        </w:r>
+        <w:r>
+          <w:rPr>
+            <w:rStyle w:val="Hyperlink"/>
+          </w:rPr>
+          <w:t>2017</w:t>
+        </w:r>
+        <w:r>
+          <w:rPr>
+            <w:rStyle w:val="Hyperlink"/>
+          </w:rPr>
+          <w:t>)</w:t>
+        </w:r>
+      </w:hyperlink>
+    </w:p>
+    <w:p>
+      <w:pPr>
+        <w:pStyle w:val="ListParagraph"/>
+        <w:numPr>
+          <w:ilvl w:val="0"/>
+          <w:numId w:val="4"/>
+        </w:numPr>
+      </w:pPr>
+      <w:hyperlink r:id="rId16" w:history="1">
         <w:r>
           <w:rPr>
             <w:rStyle w:val="Hyperlink"/>
@@ -1487,7 +1667,7 @@
           <w:numId w:val="4"/>
         </w:numPr>
       </w:pPr>
-      <w:hyperlink r:id="rId15" w:history="1">
+      <w:hyperlink r:id="rId17" w:history="1">
         <w:r>
           <w:rPr>
             <w:rStyle w:val="Hyperlink"/>
@@ -1526,7 +1706,7 @@
           <w:numId w:val="4"/>
         </w:numPr>
       </w:pPr>
-      <w:hyperlink r:id="rId16" w:history="1">
+      <w:hyperlink r:id="rId18" w:history="1">
         <w:r>
           <w:rPr>
             <w:rStyle w:val="Hyperlink"/>
@@ -2198,7 +2378,11 @@
         <w:t xml:space="preserve"> 60%–69.9% and F for less than 60%.</w:t>
       </w:r>
     </w:p>
-    <w:p/>
+    <w:p>
+      <w:pPr>
+        <w:pStyle w:val="ListParagraph"/>
+      </w:pPr>
+    </w:p>
     <w:p>
       <w:pPr>
         <w:rPr>
@@ -2209,6 +2393,7 @@
         <w:rPr>
           <w:rStyle w:val="Heading4Char"/>
         </w:rPr>
+        <w:lastRenderedPageBreak/>
         <w:t>Graded Class Participation</w:t>
       </w:r>
       <w:r>
@@ -2893,7 +3078,7 @@
         </w:rPr>
         <w:t xml:space="preserve">every two weeks, and you're encouraged to attend other teams' sessions to see their work. The instructor may adjust the schedule or add events as needed. Attendance is required for all class sessions, sponsor meetings, and presentation days, unless you have a university-excused absence (see </w:t>
       </w:r>
-      <w:hyperlink r:id="rId17" w:history="1">
+      <w:hyperlink r:id="rId19" w:history="1">
         <w:r>
           <w:rPr>
             <w:rStyle w:val="Hyperlink"/>
@@ -2942,7 +3127,11 @@
         <w:t xml:space="preserve">– </w:t>
       </w:r>
       <w:r>
-        <w:t>Active engagement is a key part of the capstone experience. Students are expected to fully participate in all team activities, including meetings with sponsors, faculty advisors, and internal discussions. These interactions help the project succeed while giving you opportunities to collaborate, solve problems, and practice professional communication skills. Meaningful participation benefits both you and your team throughout the course</w:t>
+        <w:t xml:space="preserve">Active engagement is a key part of the capstone experience. Students are expected to fully participate in all team activities, including meetings with sponsors, faculty advisors, and internal discussions. These interactions help the </w:t>
+      </w:r>
+      <w:r>
+        <w:lastRenderedPageBreak/>
+        <w:t>project succeed while giving you opportunities to collaborate, solve problems, and practice professional communication skills. Meaningful participation benefits both you and your team throughout the course</w:t>
       </w:r>
       <w:r>
         <w:t>.</w:t>
@@ -3428,8 +3617,8 @@
           <w:bCs/>
         </w:rPr>
         <w:sectPr>
-          <w:headerReference w:type="default" r:id="rId18"/>
-          <w:footerReference w:type="default" r:id="rId19"/>
+          <w:headerReference w:type="default" r:id="rId20"/>
+          <w:footerReference w:type="default" r:id="rId21"/>
           <w:pgSz w:w="12240" w:h="15840"/>
           <w:pgMar w:top="1008" w:right="1080" w:bottom="864" w:left="1080" w:header="576" w:footer="576" w:gutter="0"/>
           <w:cols w:space="720"/>
@@ -3980,6 +4169,7 @@
         <w:jc w:val="left"/>
       </w:pPr>
       <w:r>
+        <w:lastRenderedPageBreak/>
         <w:t>latency</w:t>
       </w:r>
     </w:p>
@@ -4021,7 +4211,6 @@
     </w:p>
     <w:p>
       <w:r>
-        <w:lastRenderedPageBreak/>
         <w:t>Deliverables:</w:t>
       </w:r>
     </w:p>
@@ -5157,6 +5346,7 @@
           <w:b/>
           <w:bCs/>
         </w:rPr>
+        <w:lastRenderedPageBreak/>
         <w:t>13</w:t>
       </w:r>
       <w:r>
@@ -5217,7 +5407,6 @@
     </w:p>
     <w:p>
       <w:r>
-        <w:lastRenderedPageBreak/>
         <w:t>Deliverables:</w:t>
       </w:r>
     </w:p>
@@ -5503,7 +5692,7 @@
         </w:rPr>
         <w:t>(</w:t>
       </w:r>
-      <w:hyperlink r:id="rId20" w:history="1">
+      <w:hyperlink r:id="rId22" w:history="1">
         <w:r>
           <w:rPr>
             <w:rStyle w:val="Hyperlink"/>
@@ -6187,7 +6376,55 @@
       </w:r>
       <w:proofErr w:type="spellEnd"/>
       <w:r>
-        <w:t>) You all are important to me: include the course number in email subject so I can prioritize it. (ii) Every step matter and each build on the next: stay engaged, keep up, ask questions. (iii) Learning takes steady effort, start early, not last-minute cramming. (iv) Engineers turn data into meaningful information, practice here, get prepared. (v) Clear, well-organized work is as important as the content itself. (vi) Use others' ideas to build your own but always credit your sources: good scholarship means giving credit where it's due. (vii) No audio or video recording without permission; it's a conduct violation otherwise.</w:t>
+        <w:t xml:space="preserve">) </w:t>
+      </w:r>
+      <w:r>
+        <w:rPr>
+          <w:u w:val="single"/>
+        </w:rPr>
+        <w:t>You all are important to me</w:t>
+      </w:r>
+      <w:r>
+        <w:t xml:space="preserve">: include the course number in email subject so I can prioritize it. (ii) </w:t>
+      </w:r>
+      <w:r>
+        <w:rPr>
+          <w:u w:val="single"/>
+        </w:rPr>
+        <w:t>Every step matter and each build on the next: stay engaged, keep up, ask questions</w:t>
+      </w:r>
+      <w:r>
+        <w:t xml:space="preserve">. (iii) Learning takes </w:t>
+      </w:r>
+      <w:r>
+        <w:rPr>
+          <w:u w:val="single"/>
+        </w:rPr>
+        <w:t>steady effort</w:t>
+      </w:r>
+      <w:r>
+        <w:t>:</w:t>
+      </w:r>
+      <w:r>
+        <w:t xml:space="preserve"> start early, not last-minute cramming. (iv) Engineers turn data into meaningful information, practice here, get prepared. (v) </w:t>
+      </w:r>
+      <w:r>
+        <w:rPr>
+          <w:u w:val="single"/>
+        </w:rPr>
+        <w:t>Clear, well-organized</w:t>
+      </w:r>
+      <w:r>
+        <w:t xml:space="preserve"> work is as important as the content itself. (vi) Use others' ideas to build your own but </w:t>
+      </w:r>
+      <w:r>
+        <w:rPr>
+          <w:u w:val="single"/>
+        </w:rPr>
+        <w:t>always credit your sources</w:t>
+      </w:r>
+      <w:r>
+        <w:t>: good scholarship means giving credit where it's due. (vii) No audio or video recording without permission; it's a conduct violation otherwise.</w:t>
       </w:r>
     </w:p>
     <w:p>
@@ -6223,7 +6460,7 @@
       <w:r>
         <w:t xml:space="preserve">For technical support contact </w:t>
       </w:r>
-      <w:hyperlink r:id="rId21" w:history="1">
+      <w:hyperlink r:id="rId23" w:history="1">
         <w:r>
           <w:rPr>
             <w:rStyle w:val="Hyperlink"/>
@@ -6272,7 +6509,7 @@
       <w:r>
         <w:t xml:space="preserve">Please refer to </w:t>
       </w:r>
-      <w:hyperlink r:id="rId22" w:history="1">
+      <w:hyperlink r:id="rId24" w:history="1">
         <w:r>
           <w:rPr>
             <w:rStyle w:val="Hyperlink"/>
@@ -6336,7 +6573,7 @@
       <w:r>
         <w:t xml:space="preserve">In accordance with Texas Education Code §51.911(b) and Texas A&amp;M Student Rule 7: Attendance, students shall be excused from attending classes or other required activities, including examinations, for the observance of a religious holy day, including travel for that purpose. For more information about excused absences due to religious holy days, please visit the </w:t>
       </w:r>
-      <w:hyperlink r:id="rId23" w:history="1">
+      <w:hyperlink r:id="rId25" w:history="1">
         <w:r>
           <w:rPr>
             <w:rStyle w:val="Hyperlink"/>
@@ -6368,7 +6605,7 @@
       <w:r>
         <w:t xml:space="preserve">Please refer to </w:t>
       </w:r>
-      <w:hyperlink r:id="rId24" w:history="1">
+      <w:hyperlink r:id="rId26" w:history="1">
         <w:r>
           <w:rPr>
             <w:rStyle w:val="Hyperlink"/>
@@ -6384,7 +6621,7 @@
       <w:r>
         <w:t>Absences related to Title IX of the Education Amendments of 1972 may necessitate a period of more than 30 days for make-up work, and the timeframe for make-up work should be agreed upon by the student and instructor” (</w:t>
       </w:r>
-      <w:hyperlink r:id="rId25" w:history="1">
+      <w:hyperlink r:id="rId27" w:history="1">
         <w:r>
           <w:rPr>
             <w:rStyle w:val="Hyperlink"/>
@@ -6401,7 +6638,7 @@
       <w:r>
         <w:t>“The instructor is under no obligation to provide an opportunity for the student to make up work missed because of an unexcused absence” (</w:t>
       </w:r>
-      <w:hyperlink r:id="rId26" w:history="1">
+      <w:hyperlink r:id="rId28" w:history="1">
         <w:r>
           <w:rPr>
             <w:rStyle w:val="Hyperlink"/>
@@ -6416,10 +6653,9 @@
     <w:p/>
     <w:p>
       <w:r>
-        <w:lastRenderedPageBreak/>
         <w:t xml:space="preserve">Students who request an excused absence are expected to uphold the Aggie Honor Code and Student Conduct Code. (See </w:t>
       </w:r>
-      <w:hyperlink r:id="rId27" w:history="1">
+      <w:hyperlink r:id="rId29" w:history="1">
         <w:r>
           <w:rPr>
             <w:rStyle w:val="Hyperlink"/>
@@ -6474,7 +6710,7 @@
       <w:r>
         <w:t>“Texas A&amp;M University students are responsible for authenticating all work submitted to an instructor. If asked, students must be able to produce proof that the item submitted is indeed the work of that student. Students must keep appropriate records at all times. The inability to authenticate one’s work, should the instructor request it, may be sufficient grounds to initiate an academic misconduct case” (</w:t>
       </w:r>
-      <w:hyperlink r:id="rId28" w:history="1">
+      <w:hyperlink r:id="rId30" w:history="1">
         <w:r>
           <w:rPr>
             <w:rStyle w:val="Hyperlink"/>
@@ -6491,7 +6727,7 @@
       <w:r>
         <w:t xml:space="preserve">You can learn more about the Aggie Honor System Office Rules and Procedures, academic integrity, and your rights and responsibilities at </w:t>
       </w:r>
-      <w:hyperlink r:id="rId29" w:history="1">
+      <w:hyperlink r:id="rId31" w:history="1">
         <w:r>
           <w:rPr>
             <w:rStyle w:val="Hyperlink"/>
@@ -6530,7 +6766,7 @@
         </w:rPr>
         <w:t>According to the Texas A&amp;M University Definitions of Academic Misconduct, plagiarism is the appropriation of another person's ideas, processes, results or words without giving appropriate credit (</w:t>
       </w:r>
-      <w:hyperlink r:id="rId30" w:history="1">
+      <w:hyperlink r:id="rId32" w:history="1">
         <w:r>
           <w:rPr>
             <w:rStyle w:val="Emphasis"/>
@@ -6631,7 +6867,7 @@
         </w:rPr>
         <w:t xml:space="preserve">Such use of AI text generators in this manner could be considered plagiarism and cheating according to Student Rule 20. More information may also be found at </w:t>
       </w:r>
-      <w:hyperlink r:id="rId31" w:history="1">
+      <w:hyperlink r:id="rId33" w:history="1">
         <w:r>
           <w:rPr>
             <w:rStyle w:val="Emphasis"/>
@@ -6692,7 +6928,7 @@
         </w:rPr>
         <w:t xml:space="preserve"> the Student Services Building or at (979) 845-1637 or visit </w:t>
       </w:r>
-      <w:hyperlink r:id="rId32" w:history="1">
+      <w:hyperlink r:id="rId34" w:history="1">
         <w:r>
           <w:rPr>
             <w:rStyle w:val="Hyperlink"/>
@@ -6749,7 +6985,7 @@
         </w:rPr>
         <w:t xml:space="preserve"> </w:t>
       </w:r>
-      <w:hyperlink r:id="rId33" w:tgtFrame="_blank" w:history="1">
+      <w:hyperlink r:id="rId35" w:tgtFrame="_blank" w:history="1">
         <w:r>
           <w:rPr>
             <w:rStyle w:val="Hyperlink"/>
@@ -6798,10 +7034,9 @@
     <w:p/>
     <w:p>
       <w:r>
-        <w:lastRenderedPageBreak/>
         <w:t xml:space="preserve">Students wishing to discuss concerns related to mental and/or physical health in a confidential setting are encouraged to make an appointment with </w:t>
       </w:r>
-      <w:hyperlink r:id="rId34" w:tgtFrame="_blank" w:history="1">
+      <w:hyperlink r:id="rId36" w:tgtFrame="_blank" w:history="1">
         <w:r>
           <w:rPr>
             <w:rStyle w:val="Hyperlink"/>
@@ -6812,7 +7047,7 @@
       <w:r>
         <w:t xml:space="preserve"> or download the </w:t>
       </w:r>
-      <w:hyperlink r:id="rId35" w:tgtFrame="_blank" w:history="1">
+      <w:hyperlink r:id="rId37" w:tgtFrame="_blank" w:history="1">
         <w:r>
           <w:rPr>
             <w:rStyle w:val="Hyperlink"/>
@@ -6829,7 +7064,7 @@
       <w:r>
         <w:t xml:space="preserve">Students can learn more about filing a report, accessing supportive resources, and navigating the Title IX investigation and resolution process on the University’s </w:t>
       </w:r>
-      <w:hyperlink r:id="rId36" w:tgtFrame="_blank" w:history="1">
+      <w:hyperlink r:id="rId38" w:tgtFrame="_blank" w:history="1">
         <w:r>
           <w:rPr>
             <w:rStyle w:val="Hyperlink"/>
@@ -6860,7 +7095,7 @@
       <w:r>
         <w:t xml:space="preserve">Texas A&amp;M University recognizes that mental health and wellness are critical factors influencing a student’s academic success and overall wellbeing. Students are encouraged to engage in healthy self-care practices by utilizing the resources and services available through </w:t>
       </w:r>
-      <w:hyperlink r:id="rId37" w:tgtFrame="_blank" w:history="1">
+      <w:hyperlink r:id="rId39" w:tgtFrame="_blank" w:history="1">
         <w:r>
           <w:rPr>
             <w:rStyle w:val="Hyperlink"/>
@@ -6871,7 +7106,7 @@
       <w:r>
         <w:t xml:space="preserve">. The </w:t>
       </w:r>
-      <w:hyperlink r:id="rId38" w:tgtFrame="_blank" w:history="1">
+      <w:hyperlink r:id="rId40" w:tgtFrame="_blank" w:history="1">
         <w:r>
           <w:rPr>
             <w:rStyle w:val="Hyperlink"/>
@@ -6882,7 +7117,7 @@
       <w:r>
         <w:t xml:space="preserve"> app provides access to professional counseling in multiple languages anytime, anywhere by phone or chat, and the 988 Suicide &amp; Crisis Lifeline offers 24-hour emergency support at 988 or </w:t>
       </w:r>
-      <w:hyperlink r:id="rId39" w:history="1">
+      <w:hyperlink r:id="rId41" w:history="1">
         <w:r>
           <w:rPr>
             <w:rStyle w:val="Hyperlink"/>
@@ -6907,7 +7142,7 @@
       <w:r>
         <w:t xml:space="preserve">Texas A&amp;M provides reasonable accommodations to students due to pregnancy and/or related conditions, such as childbirth, recovery and lactation. Students should contact the University’s </w:t>
       </w:r>
-      <w:hyperlink r:id="rId40" w:history="1">
+      <w:hyperlink r:id="rId42" w:history="1">
         <w:r>
           <w:rPr>
             <w:rStyle w:val="Hyperlink"/>
@@ -6924,7 +7159,7 @@
       <w:r>
         <w:t xml:space="preserve">For information regarding pregnancy accommodations, email </w:t>
       </w:r>
-      <w:hyperlink r:id="rId41" w:history="1">
+      <w:hyperlink r:id="rId43" w:history="1">
         <w:r>
           <w:rPr>
             <w:rStyle w:val="Hyperlink"/>
@@ -7046,7 +7281,7 @@
       <w:r>
         <w:t xml:space="preserve"> Here "reinventing the wheel" is not busy work but a deliberate method for gaining insights, building confidence, and preparing for real-world innovation. Drawing inspiration from </w:t>
       </w:r>
-      <w:hyperlink r:id="rId42" w:history="1">
+      <w:hyperlink r:id="rId44" w:history="1">
         <w:r>
           <w:rPr>
             <w:rStyle w:val="Hyperlink"/>
@@ -7169,7 +7404,7 @@
                     <pic:cNvPicPr/>
                   </pic:nvPicPr>
                   <pic:blipFill>
-                    <a:blip r:embed="rId43" cstate="print">
+                    <a:blip r:embed="rId45" cstate="print">
                       <a:extLst>
                         <a:ext uri="{28A0092B-C50C-407E-A947-70E740481C1C}">
                           <a14:useLocalDpi xmlns:a14="http://schemas.microsoft.com/office/drawing/2010/main" val="0"/>
@@ -7347,7 +7582,7 @@
                     <pic:cNvPicPr/>
                   </pic:nvPicPr>
                   <pic:blipFill>
-                    <a:blip r:embed="rId44" cstate="print">
+                    <a:blip r:embed="rId46" cstate="print">
                       <a:extLst>
                         <a:ext uri="{28A0092B-C50C-407E-A947-70E740481C1C}">
                           <a14:useLocalDpi xmlns:a14="http://schemas.microsoft.com/office/drawing/2010/main" val="0"/>
